--- a/Dokumentation/Dukumentation TicTacToe.docx
+++ b/Dokumentation/Dukumentation TicTacToe.docx
@@ -116,7 +116,7 @@
           <w:r>
             <w:fldChar w:fldCharType="separate"/>
           </w:r>
-          <w:hyperlink w:anchor="_Toc220433867" w:history="1">
+          <w:hyperlink w:anchor="_Toc221175578" w:history="1">
             <w:r>
               <w:rPr>
                 <w:rStyle w:val="Hyperlink"/>
@@ -164,7 +164,7 @@
                 <w:noProof/>
                 <w:webHidden/>
               </w:rPr>
-              <w:instrText xml:space="preserve"> PAGEREF _Toc220433867 \h </w:instrText>
+              <w:instrText xml:space="preserve"> PAGEREF _Toc221175578 \h </w:instrText>
             </w:r>
             <w:r>
               <w:rPr>
@@ -212,7 +212,7 @@
               <w14:ligatures w14:val="standardContextual"/>
             </w:rPr>
           </w:pPr>
-          <w:hyperlink w:anchor="_Toc220433868" w:history="1">
+          <w:hyperlink w:anchor="_Toc221175579" w:history="1">
             <w:r>
               <w:rPr>
                 <w:rStyle w:val="Hyperlink"/>
@@ -260,7 +260,7 @@
                 <w:noProof/>
                 <w:webHidden/>
               </w:rPr>
-              <w:instrText xml:space="preserve"> PAGEREF _Toc220433868 \h </w:instrText>
+              <w:instrText xml:space="preserve"> PAGEREF _Toc221175579 \h </w:instrText>
             </w:r>
             <w:r>
               <w:rPr>
@@ -308,7 +308,7 @@
               <w14:ligatures w14:val="standardContextual"/>
             </w:rPr>
           </w:pPr>
-          <w:hyperlink w:anchor="_Toc220433869" w:history="1">
+          <w:hyperlink w:anchor="_Toc221175580" w:history="1">
             <w:r>
               <w:rPr>
                 <w:rStyle w:val="Hyperlink"/>
@@ -356,7 +356,7 @@
                 <w:noProof/>
                 <w:webHidden/>
               </w:rPr>
-              <w:instrText xml:space="preserve"> PAGEREF _Toc220433869 \h </w:instrText>
+              <w:instrText xml:space="preserve"> PAGEREF _Toc221175580 \h </w:instrText>
             </w:r>
             <w:r>
               <w:rPr>
@@ -404,7 +404,7 @@
               <w14:ligatures w14:val="standardContextual"/>
             </w:rPr>
           </w:pPr>
-          <w:hyperlink w:anchor="_Toc220433870" w:history="1">
+          <w:hyperlink w:anchor="_Toc221175581" w:history="1">
             <w:r>
               <w:rPr>
                 <w:rStyle w:val="Hyperlink"/>
@@ -452,7 +452,7 @@
                 <w:noProof/>
                 <w:webHidden/>
               </w:rPr>
-              <w:instrText xml:space="preserve"> PAGEREF _Toc220433870 \h </w:instrText>
+              <w:instrText xml:space="preserve"> PAGEREF _Toc221175581 \h </w:instrText>
             </w:r>
             <w:r>
               <w:rPr>
@@ -500,7 +500,7 @@
               <w14:ligatures w14:val="standardContextual"/>
             </w:rPr>
           </w:pPr>
-          <w:hyperlink w:anchor="_Toc220433871" w:history="1">
+          <w:hyperlink w:anchor="_Toc221175582" w:history="1">
             <w:r>
               <w:rPr>
                 <w:rStyle w:val="Hyperlink"/>
@@ -548,7 +548,7 @@
                 <w:noProof/>
                 <w:webHidden/>
               </w:rPr>
-              <w:instrText xml:space="preserve"> PAGEREF _Toc220433871 \h </w:instrText>
+              <w:instrText xml:space="preserve"> PAGEREF _Toc221175582 \h </w:instrText>
             </w:r>
             <w:r>
               <w:rPr>
@@ -596,7 +596,7 @@
               <w14:ligatures w14:val="standardContextual"/>
             </w:rPr>
           </w:pPr>
-          <w:hyperlink w:anchor="_Toc220433872" w:history="1">
+          <w:hyperlink w:anchor="_Toc221175583" w:history="1">
             <w:r>
               <w:rPr>
                 <w:rStyle w:val="Hyperlink"/>
@@ -644,7 +644,7 @@
                 <w:noProof/>
                 <w:webHidden/>
               </w:rPr>
-              <w:instrText xml:space="preserve"> PAGEREF _Toc220433872 \h </w:instrText>
+              <w:instrText xml:space="preserve"> PAGEREF _Toc221175583 \h </w:instrText>
             </w:r>
             <w:r>
               <w:rPr>
@@ -692,7 +692,7 @@
               <w14:ligatures w14:val="standardContextual"/>
             </w:rPr>
           </w:pPr>
-          <w:hyperlink w:anchor="_Toc220433873" w:history="1">
+          <w:hyperlink w:anchor="_Toc221175584" w:history="1">
             <w:r>
               <w:rPr>
                 <w:rStyle w:val="Hyperlink"/>
@@ -738,7 +738,7 @@
                 <w:noProof/>
                 <w:webHidden/>
               </w:rPr>
-              <w:instrText xml:space="preserve"> PAGEREF _Toc220433873 \h </w:instrText>
+              <w:instrText xml:space="preserve"> PAGEREF _Toc221175584 \h </w:instrText>
             </w:r>
             <w:r>
               <w:rPr>
@@ -786,14 +786,14 @@
               <w14:ligatures w14:val="standardContextual"/>
             </w:rPr>
           </w:pPr>
-          <w:hyperlink w:anchor="_Toc220433880" w:history="1">
+          <w:hyperlink w:anchor="_Toc221175585" w:history="1">
             <w:r>
               <w:rPr>
                 <w:rStyle w:val="Hyperlink"/>
                 <w:noProof/>
                 <w:lang w:val="en-US"/>
               </w:rPr>
-              <w:t>2.6</w:t>
+              <w:t>2.1</w:t>
             </w:r>
             <w:r>
               <w:rPr>
@@ -834,7 +834,7 @@
                 <w:noProof/>
                 <w:webHidden/>
               </w:rPr>
-              <w:instrText xml:space="preserve"> PAGEREF _Toc220433880 \h </w:instrText>
+              <w:instrText xml:space="preserve"> PAGEREF _Toc221175585 \h </w:instrText>
             </w:r>
             <w:r>
               <w:rPr>
@@ -882,13 +882,13 @@
               <w14:ligatures w14:val="standardContextual"/>
             </w:rPr>
           </w:pPr>
-          <w:hyperlink w:anchor="_Toc220433881" w:history="1">
+          <w:hyperlink w:anchor="_Toc221175586" w:history="1">
             <w:r>
               <w:rPr>
                 <w:rStyle w:val="Hyperlink"/>
                 <w:noProof/>
               </w:rPr>
-              <w:t>2.7</w:t>
+              <w:t>2.2</w:t>
             </w:r>
             <w:r>
               <w:rPr>
@@ -907,7 +907,7 @@
                 <w:rStyle w:val="Hyperlink"/>
                 <w:noProof/>
               </w:rPr>
-              <w:t>Einstellungen</w:t>
+              <w:t>Einstellungen*</w:t>
             </w:r>
             <w:r>
               <w:rPr>
@@ -928,7 +928,7 @@
                 <w:noProof/>
                 <w:webHidden/>
               </w:rPr>
-              <w:instrText xml:space="preserve"> PAGEREF _Toc220433881 \h </w:instrText>
+              <w:instrText xml:space="preserve"> PAGEREF _Toc221175586 \h </w:instrText>
             </w:r>
             <w:r>
               <w:rPr>
@@ -976,13 +976,13 @@
               <w14:ligatures w14:val="standardContextual"/>
             </w:rPr>
           </w:pPr>
-          <w:hyperlink w:anchor="_Toc220433882" w:history="1">
+          <w:hyperlink w:anchor="_Toc221175587" w:history="1">
             <w:r>
               <w:rPr>
                 <w:rStyle w:val="Hyperlink"/>
                 <w:noProof/>
               </w:rPr>
-              <w:t>2.8</w:t>
+              <w:t>2.3</w:t>
             </w:r>
             <w:r>
               <w:rPr>
@@ -1022,7 +1022,7 @@
                 <w:noProof/>
                 <w:webHidden/>
               </w:rPr>
-              <w:instrText xml:space="preserve"> PAGEREF _Toc220433882 \h </w:instrText>
+              <w:instrText xml:space="preserve"> PAGEREF _Toc221175587 \h </w:instrText>
             </w:r>
             <w:r>
               <w:rPr>
@@ -1070,7 +1070,7 @@
               <w14:ligatures w14:val="standardContextual"/>
             </w:rPr>
           </w:pPr>
-          <w:hyperlink w:anchor="_Toc220433883" w:history="1">
+          <w:hyperlink w:anchor="_Toc221175588" w:history="1">
             <w:r>
               <w:rPr>
                 <w:rStyle w:val="Hyperlink"/>
@@ -1116,7 +1116,7 @@
                 <w:noProof/>
                 <w:webHidden/>
               </w:rPr>
-              <w:instrText xml:space="preserve"> PAGEREF _Toc220433883 \h </w:instrText>
+              <w:instrText xml:space="preserve"> PAGEREF _Toc221175588 \h </w:instrText>
             </w:r>
             <w:r>
               <w:rPr>
@@ -1136,7 +1136,7 @@
                 <w:noProof/>
                 <w:webHidden/>
               </w:rPr>
-              <w:t>3</w:t>
+              <w:t>4</w:t>
             </w:r>
             <w:r>
               <w:rPr>
@@ -1164,7 +1164,7 @@
               <w14:ligatures w14:val="standardContextual"/>
             </w:rPr>
           </w:pPr>
-          <w:hyperlink w:anchor="_Toc220433884" w:history="1">
+          <w:hyperlink w:anchor="_Toc221175589" w:history="1">
             <w:r>
               <w:rPr>
                 <w:rStyle w:val="Hyperlink"/>
@@ -1212,7 +1212,7 @@
                 <w:noProof/>
                 <w:webHidden/>
               </w:rPr>
-              <w:instrText xml:space="preserve"> PAGEREF _Toc220433884 \h </w:instrText>
+              <w:instrText xml:space="preserve"> PAGEREF _Toc221175589 \h </w:instrText>
             </w:r>
             <w:r>
               <w:rPr>
@@ -1232,7 +1232,7 @@
                 <w:noProof/>
                 <w:webHidden/>
               </w:rPr>
-              <w:t>3</w:t>
+              <w:t>4</w:t>
             </w:r>
             <w:r>
               <w:rPr>
@@ -1260,7 +1260,7 @@
               <w14:ligatures w14:val="standardContextual"/>
             </w:rPr>
           </w:pPr>
-          <w:hyperlink w:anchor="_Toc220433885" w:history="1">
+          <w:hyperlink w:anchor="_Toc221175590" w:history="1">
             <w:r>
               <w:rPr>
                 <w:rStyle w:val="Hyperlink"/>
@@ -1306,7 +1306,7 @@
                 <w:noProof/>
                 <w:webHidden/>
               </w:rPr>
-              <w:instrText xml:space="preserve"> PAGEREF _Toc220433885 \h </w:instrText>
+              <w:instrText xml:space="preserve"> PAGEREF _Toc221175590 \h </w:instrText>
             </w:r>
             <w:r>
               <w:rPr>
@@ -1326,7 +1326,7 @@
                 <w:noProof/>
                 <w:webHidden/>
               </w:rPr>
-              <w:t>4</w:t>
+              <w:t>5</w:t>
             </w:r>
             <w:r>
               <w:rPr>
@@ -1354,7 +1354,7 @@
               <w14:ligatures w14:val="standardContextual"/>
             </w:rPr>
           </w:pPr>
-          <w:hyperlink w:anchor="_Toc220433886" w:history="1">
+          <w:hyperlink w:anchor="_Toc221175591" w:history="1">
             <w:r>
               <w:rPr>
                 <w:rStyle w:val="Hyperlink"/>
@@ -1400,7 +1400,7 @@
                 <w:noProof/>
                 <w:webHidden/>
               </w:rPr>
-              <w:instrText xml:space="preserve"> PAGEREF _Toc220433886 \h </w:instrText>
+              <w:instrText xml:space="preserve"> PAGEREF _Toc221175591 \h </w:instrText>
             </w:r>
             <w:r>
               <w:rPr>
@@ -1448,7 +1448,7 @@
               <w14:ligatures w14:val="standardContextual"/>
             </w:rPr>
           </w:pPr>
-          <w:hyperlink w:anchor="_Toc220433887" w:history="1">
+          <w:hyperlink w:anchor="_Toc221175592" w:history="1">
             <w:r>
               <w:rPr>
                 <w:rStyle w:val="Hyperlink"/>
@@ -1494,7 +1494,7 @@
                 <w:noProof/>
                 <w:webHidden/>
               </w:rPr>
-              <w:instrText xml:space="preserve"> PAGEREF _Toc220433887 \h </w:instrText>
+              <w:instrText xml:space="preserve"> PAGEREF _Toc221175592 \h </w:instrText>
             </w:r>
             <w:r>
               <w:rPr>
@@ -1514,7 +1514,7 @@
                 <w:noProof/>
                 <w:webHidden/>
               </w:rPr>
-              <w:t>5</w:t>
+              <w:t>6</w:t>
             </w:r>
             <w:r>
               <w:rPr>
@@ -1542,7 +1542,7 @@
               <w14:ligatures w14:val="standardContextual"/>
             </w:rPr>
           </w:pPr>
-          <w:hyperlink w:anchor="_Toc220433888" w:history="1">
+          <w:hyperlink w:anchor="_Toc221175593" w:history="1">
             <w:r>
               <w:rPr>
                 <w:rStyle w:val="Hyperlink"/>
@@ -1590,7 +1590,7 @@
                 <w:noProof/>
                 <w:webHidden/>
               </w:rPr>
-              <w:instrText xml:space="preserve"> PAGEREF _Toc220433888 \h </w:instrText>
+              <w:instrText xml:space="preserve"> PAGEREF _Toc221175593 \h </w:instrText>
             </w:r>
             <w:r>
               <w:rPr>
@@ -1610,7 +1610,7 @@
                 <w:noProof/>
                 <w:webHidden/>
               </w:rPr>
-              <w:t>6</w:t>
+              <w:t>7</w:t>
             </w:r>
             <w:r>
               <w:rPr>
@@ -1638,7 +1638,7 @@
               <w14:ligatures w14:val="standardContextual"/>
             </w:rPr>
           </w:pPr>
-          <w:hyperlink w:anchor="_Toc220433889" w:history="1">
+          <w:hyperlink w:anchor="_Toc221175594" w:history="1">
             <w:r>
               <w:rPr>
                 <w:rStyle w:val="Hyperlink"/>
@@ -1686,7 +1686,7 @@
                 <w:noProof/>
                 <w:webHidden/>
               </w:rPr>
-              <w:instrText xml:space="preserve"> PAGEREF _Toc220433889 \h </w:instrText>
+              <w:instrText xml:space="preserve"> PAGEREF _Toc221175594 \h </w:instrText>
             </w:r>
             <w:r>
               <w:rPr>
@@ -1706,7 +1706,7 @@
                 <w:noProof/>
                 <w:webHidden/>
               </w:rPr>
-              <w:t>7</w:t>
+              <w:t>8</w:t>
             </w:r>
             <w:r>
               <w:rPr>
@@ -1734,7 +1734,7 @@
               <w14:ligatures w14:val="standardContextual"/>
             </w:rPr>
           </w:pPr>
-          <w:hyperlink w:anchor="_Toc220433890" w:history="1">
+          <w:hyperlink w:anchor="_Toc221175595" w:history="1">
             <w:r>
               <w:rPr>
                 <w:rStyle w:val="Hyperlink"/>
@@ -1782,7 +1782,7 @@
                 <w:noProof/>
                 <w:webHidden/>
               </w:rPr>
-              <w:instrText xml:space="preserve"> PAGEREF _Toc220433890 \h </w:instrText>
+              <w:instrText xml:space="preserve"> PAGEREF _Toc221175595 \h </w:instrText>
             </w:r>
             <w:r>
               <w:rPr>
@@ -1802,7 +1802,7 @@
                 <w:noProof/>
                 <w:webHidden/>
               </w:rPr>
-              <w:t>7</w:t>
+              <w:t>8</w:t>
             </w:r>
             <w:r>
               <w:rPr>
@@ -1830,7 +1830,7 @@
               <w14:ligatures w14:val="standardContextual"/>
             </w:rPr>
           </w:pPr>
-          <w:hyperlink w:anchor="_Toc220433891" w:history="1">
+          <w:hyperlink w:anchor="_Toc221175596" w:history="1">
             <w:r>
               <w:rPr>
                 <w:rStyle w:val="Hyperlink"/>
@@ -1878,7 +1878,7 @@
                 <w:noProof/>
                 <w:webHidden/>
               </w:rPr>
-              <w:instrText xml:space="preserve"> PAGEREF _Toc220433891 \h </w:instrText>
+              <w:instrText xml:space="preserve"> PAGEREF _Toc221175596 \h </w:instrText>
             </w:r>
             <w:r>
               <w:rPr>
@@ -1898,7 +1898,7 @@
                 <w:noProof/>
                 <w:webHidden/>
               </w:rPr>
-              <w:t>8</w:t>
+              <w:t>9</w:t>
             </w:r>
             <w:r>
               <w:rPr>
@@ -1926,7 +1926,7 @@
               <w14:ligatures w14:val="standardContextual"/>
             </w:rPr>
           </w:pPr>
-          <w:hyperlink w:anchor="_Toc220433892" w:history="1">
+          <w:hyperlink w:anchor="_Toc221175597" w:history="1">
             <w:r>
               <w:rPr>
                 <w:rStyle w:val="Hyperlink"/>
@@ -1974,7 +1974,7 @@
                 <w:noProof/>
                 <w:webHidden/>
               </w:rPr>
-              <w:instrText xml:space="preserve"> PAGEREF _Toc220433892 \h </w:instrText>
+              <w:instrText xml:space="preserve"> PAGEREF _Toc221175597 \h </w:instrText>
             </w:r>
             <w:r>
               <w:rPr>
@@ -1994,7 +1994,7 @@
                 <w:noProof/>
                 <w:webHidden/>
               </w:rPr>
-              <w:t>8</w:t>
+              <w:t>9</w:t>
             </w:r>
             <w:r>
               <w:rPr>
@@ -2022,7 +2022,7 @@
               <w14:ligatures w14:val="standardContextual"/>
             </w:rPr>
           </w:pPr>
-          <w:hyperlink w:anchor="_Toc220433893" w:history="1">
+          <w:hyperlink w:anchor="_Toc221175598" w:history="1">
             <w:r>
               <w:rPr>
                 <w:rStyle w:val="Hyperlink"/>
@@ -2070,7 +2070,7 @@
                 <w:noProof/>
                 <w:webHidden/>
               </w:rPr>
-              <w:instrText xml:space="preserve"> PAGEREF _Toc220433893 \h </w:instrText>
+              <w:instrText xml:space="preserve"> PAGEREF _Toc221175598 \h </w:instrText>
             </w:r>
             <w:r>
               <w:rPr>
@@ -2090,7 +2090,7 @@
                 <w:noProof/>
                 <w:webHidden/>
               </w:rPr>
-              <w:t>9</w:t>
+              <w:t>10</w:t>
             </w:r>
             <w:r>
               <w:rPr>
@@ -2118,7 +2118,7 @@
               <w14:ligatures w14:val="standardContextual"/>
             </w:rPr>
           </w:pPr>
-          <w:hyperlink w:anchor="_Toc220433894" w:history="1">
+          <w:hyperlink w:anchor="_Toc221175599" w:history="1">
             <w:r>
               <w:rPr>
                 <w:rStyle w:val="Hyperlink"/>
@@ -2164,7 +2164,7 @@
                 <w:noProof/>
                 <w:webHidden/>
               </w:rPr>
-              <w:instrText xml:space="preserve"> PAGEREF _Toc220433894 \h </w:instrText>
+              <w:instrText xml:space="preserve"> PAGEREF _Toc221175599 \h </w:instrText>
             </w:r>
             <w:r>
               <w:rPr>
@@ -2184,7 +2184,7 @@
                 <w:noProof/>
                 <w:webHidden/>
               </w:rPr>
-              <w:t>9</w:t>
+              <w:t>10</w:t>
             </w:r>
             <w:r>
               <w:rPr>
@@ -2212,7 +2212,7 @@
               <w14:ligatures w14:val="standardContextual"/>
             </w:rPr>
           </w:pPr>
-          <w:hyperlink w:anchor="_Toc220433895" w:history="1">
+          <w:hyperlink w:anchor="_Toc221175600" w:history="1">
             <w:r>
               <w:rPr>
                 <w:rStyle w:val="Hyperlink"/>
@@ -2258,7 +2258,7 @@
                 <w:noProof/>
                 <w:webHidden/>
               </w:rPr>
-              <w:instrText xml:space="preserve"> PAGEREF _Toc220433895 \h </w:instrText>
+              <w:instrText xml:space="preserve"> PAGEREF _Toc221175600 \h </w:instrText>
             </w:r>
             <w:r>
               <w:rPr>
@@ -2278,7 +2278,7 @@
                 <w:noProof/>
                 <w:webHidden/>
               </w:rPr>
-              <w:t>10</w:t>
+              <w:t>11</w:t>
             </w:r>
             <w:r>
               <w:rPr>
@@ -2306,7 +2306,7 @@
               <w14:ligatures w14:val="standardContextual"/>
             </w:rPr>
           </w:pPr>
-          <w:hyperlink w:anchor="_Toc220433896" w:history="1">
+          <w:hyperlink w:anchor="_Toc221175601" w:history="1">
             <w:r>
               <w:rPr>
                 <w:rStyle w:val="Hyperlink"/>
@@ -2354,7 +2354,7 @@
                 <w:noProof/>
                 <w:webHidden/>
               </w:rPr>
-              <w:instrText xml:space="preserve"> PAGEREF _Toc220433896 \h </w:instrText>
+              <w:instrText xml:space="preserve"> PAGEREF _Toc221175601 \h </w:instrText>
             </w:r>
             <w:r>
               <w:rPr>
@@ -2374,7 +2374,7 @@
                 <w:noProof/>
                 <w:webHidden/>
               </w:rPr>
-              <w:t>10</w:t>
+              <w:t>12</w:t>
             </w:r>
             <w:r>
               <w:rPr>
@@ -2402,7 +2402,7 @@
               <w14:ligatures w14:val="standardContextual"/>
             </w:rPr>
           </w:pPr>
-          <w:hyperlink w:anchor="_Toc220433897" w:history="1">
+          <w:hyperlink w:anchor="_Toc221175602" w:history="1">
             <w:r>
               <w:rPr>
                 <w:rStyle w:val="Hyperlink"/>
@@ -2448,7 +2448,7 @@
                 <w:noProof/>
                 <w:webHidden/>
               </w:rPr>
-              <w:instrText xml:space="preserve"> PAGEREF _Toc220433897 \h </w:instrText>
+              <w:instrText xml:space="preserve"> PAGEREF _Toc221175602 \h </w:instrText>
             </w:r>
             <w:r>
               <w:rPr>
@@ -2468,7 +2468,7 @@
                 <w:noProof/>
                 <w:webHidden/>
               </w:rPr>
-              <w:t>10</w:t>
+              <w:t>12</w:t>
             </w:r>
             <w:r>
               <w:rPr>
@@ -2496,7 +2496,7 @@
               <w14:ligatures w14:val="standardContextual"/>
             </w:rPr>
           </w:pPr>
-          <w:hyperlink w:anchor="_Toc220433898" w:history="1">
+          <w:hyperlink w:anchor="_Toc221175603" w:history="1">
             <w:r>
               <w:rPr>
                 <w:rStyle w:val="Hyperlink"/>
@@ -2542,7 +2542,7 @@
                 <w:noProof/>
                 <w:webHidden/>
               </w:rPr>
-              <w:instrText xml:space="preserve"> PAGEREF _Toc220433898 \h </w:instrText>
+              <w:instrText xml:space="preserve"> PAGEREF _Toc221175603 \h </w:instrText>
             </w:r>
             <w:r>
               <w:rPr>
@@ -2562,7 +2562,7 @@
                 <w:noProof/>
                 <w:webHidden/>
               </w:rPr>
-              <w:t>11</w:t>
+              <w:t>13</w:t>
             </w:r>
             <w:r>
               <w:rPr>
@@ -2574,6 +2574,107 @@
           </w:hyperlink>
         </w:p>
         <w:p>
+          <w:pPr>
+            <w:pStyle w:val="Verzeichnis3"/>
+            <w:tabs>
+              <w:tab w:val="left" w:pos="1200"/>
+              <w:tab w:val="right" w:leader="dot" w:pos="9062"/>
+            </w:tabs>
+            <w:rPr>
+              <w:rFonts w:eastAsiaTheme="minorEastAsia"/>
+              <w:noProof/>
+              <w:kern w:val="2"/>
+              <w:sz w:val="24"/>
+              <w:szCs w:val="24"/>
+              <w:lang w:eastAsia="de-AT"/>
+              <w14:ligatures w14:val="standardContextual"/>
+            </w:rPr>
+          </w:pPr>
+          <w:hyperlink w:anchor="_Toc221175604" w:history="1">
+            <w:r>
+              <w:rPr>
+                <w:rStyle w:val="Hyperlink"/>
+                <w:noProof/>
+              </w:rPr>
+              <w:t>3.8.3</w:t>
+            </w:r>
+            <w:r>
+              <w:rPr>
+                <w:rFonts w:eastAsiaTheme="minorEastAsia"/>
+                <w:noProof/>
+                <w:kern w:val="2"/>
+                <w:sz w:val="24"/>
+                <w:szCs w:val="24"/>
+                <w:lang w:eastAsia="de-AT"/>
+                <w14:ligatures w14:val="standardContextual"/>
+              </w:rPr>
+              <w:tab/>
+            </w:r>
+            <w:r>
+              <w:rPr>
+                <w:rStyle w:val="Hyperlink"/>
+                <w:noProof/>
+              </w:rPr>
+              <w:t>Jar-Datei lokal ausführen</w:t>
+            </w:r>
+            <w:r>
+              <w:rPr>
+                <w:noProof/>
+                <w:webHidden/>
+              </w:rPr>
+              <w:tab/>
+            </w:r>
+            <w:r>
+              <w:rPr>
+                <w:noProof/>
+                <w:webHidden/>
+              </w:rPr>
+              <w:fldChar w:fldCharType="begin"/>
+            </w:r>
+            <w:r>
+              <w:rPr>
+                <w:noProof/>
+                <w:webHidden/>
+              </w:rPr>
+              <w:instrText xml:space="preserve"> PAGEREF _Toc221175604 \h </w:instrText>
+            </w:r>
+            <w:r>
+              <w:rPr>
+                <w:noProof/>
+                <w:webHidden/>
+              </w:rPr>
+            </w:r>
+            <w:r>
+              <w:rPr>
+                <w:noProof/>
+                <w:webHidden/>
+              </w:rPr>
+              <w:fldChar w:fldCharType="separate"/>
+            </w:r>
+            <w:r>
+              <w:rPr>
+                <w:noProof/>
+                <w:webHidden/>
+              </w:rPr>
+              <w:t>13</w:t>
+            </w:r>
+            <w:r>
+              <w:rPr>
+                <w:noProof/>
+                <w:webHidden/>
+              </w:rPr>
+              <w:fldChar w:fldCharType="end"/>
+            </w:r>
+          </w:hyperlink>
+        </w:p>
+        <w:p>
+          <w:pPr>
+            <w:rPr>
+              <w:b/>
+              <w:bCs/>
+              <w:lang w:val="de-DE"/>
+            </w:rPr>
+          </w:pPr>
           <w:r>
             <w:rPr>
               <w:b/>
@@ -2586,47 +2687,21 @@
       </w:sdtContent>
     </w:sdt>
     <w:p>
+      <w:r>
+        <w:rPr>
+          <w:lang w:val="en-US"/>
+        </w:rPr>
+        <w:br w:type="page"/>
+      </w:r>
+    </w:p>
+    <w:p>
       <w:pPr>
         <w:pStyle w:val="berschrift1"/>
-        <w:numPr>
-          <w:ilvl w:val="0"/>
-          <w:numId w:val="0"/>
-        </w:numPr>
-        <w:rPr>
-          <w:lang w:val="en-US"/>
-        </w:rPr>
-      </w:pPr>
-    </w:p>
-    <w:p>
-      <w:pPr>
-        <w:spacing w:after="160"/>
-        <w:rPr>
-          <w:rFonts w:asciiTheme="majorHAnsi" w:eastAsiaTheme="majorEastAsia" w:hAnsiTheme="majorHAnsi" w:cstheme="majorBidi"/>
-          <w:color w:val="0F4761" w:themeColor="accent1" w:themeShade="BF"/>
-          <w:sz w:val="40"/>
-          <w:szCs w:val="40"/>
-          <w:lang w:val="en-US"/>
-        </w:rPr>
-      </w:pPr>
-      <w:r>
-        <w:rPr>
-          <w:lang w:val="en-US"/>
-        </w:rPr>
-        <w:br w:type="page"/>
-      </w:r>
-    </w:p>
-    <w:p>
-      <w:pPr>
-        <w:pStyle w:val="berschrift1"/>
-        <w:numPr>
-          <w:ilvl w:val="0"/>
-          <w:numId w:val="7"/>
-        </w:numPr>
-        <w:rPr>
-          <w:lang w:val="en-US"/>
-        </w:rPr>
-      </w:pPr>
-      <w:bookmarkStart w:id="0" w:name="_Toc220433867"/>
+        <w:rPr>
+          <w:lang w:val="en-US"/>
+        </w:rPr>
+      </w:pPr>
+      <w:bookmarkStart w:id="0" w:name="_Toc221175578"/>
       <w:r>
         <w:rPr>
           <w:lang w:val="en-US"/>
@@ -2679,7 +2754,7 @@
           <w:lang w:val="en-US"/>
         </w:rPr>
       </w:pPr>
-      <w:bookmarkStart w:id="1" w:name="_Toc220433868"/>
+      <w:bookmarkStart w:id="1" w:name="_Toc221175579"/>
       <w:r>
         <w:rPr>
           <w:lang w:val="en-US"/>
@@ -2724,37 +2799,10 @@
       <w:hyperlink w:anchor="_Link_to_Git-Hub" w:history="1">
         <w:r>
           <w:rPr>
-            <w:rStyle w:val="Hyperlink"/>
+            <w:rStyle w:val="IntensiverVerweis"/>
+            <w:lang w:val="en-US"/>
           </w:rPr>
-          <w:t xml:space="preserve">Link </w:t>
-        </w:r>
-        <w:proofErr w:type="spellStart"/>
-        <w:r>
-          <w:rPr>
-            <w:rStyle w:val="Hyperlink"/>
-          </w:rPr>
-          <w:t>to</w:t>
-        </w:r>
-        <w:proofErr w:type="spellEnd"/>
-        <w:r>
-          <w:rPr>
-            <w:rStyle w:val="Hyperlink"/>
-          </w:rPr>
-          <w:t xml:space="preserve"> </w:t>
-        </w:r>
-        <w:proofErr w:type="spellStart"/>
-        <w:r>
-          <w:rPr>
-            <w:rStyle w:val="Hyperlink"/>
-          </w:rPr>
-          <w:t>Git</w:t>
-        </w:r>
-        <w:proofErr w:type="spellEnd"/>
-        <w:r>
-          <w:rPr>
-            <w:rStyle w:val="Hyperlink"/>
-          </w:rPr>
-          <w:t>-Hub Repository</w:t>
+          <w:t>Link to Git-Hub Repository</w:t>
         </w:r>
       </w:hyperlink>
     </w:p>
@@ -2765,7 +2813,7 @@
           <w:lang w:val="en-US"/>
         </w:rPr>
       </w:pPr>
-      <w:bookmarkStart w:id="2" w:name="_Toc220433869"/>
+      <w:bookmarkStart w:id="2" w:name="_Toc221175580"/>
       <w:r>
         <w:rPr>
           <w:lang w:val="en-US"/>
@@ -2788,7 +2836,10 @@
         <w:t>anban-</w:t>
       </w:r>
       <w:r>
-        <w:t xml:space="preserve">Zettel“ in </w:t>
+        <w:t>Cards</w:t>
+      </w:r>
+      <w:r>
+        <w:t xml:space="preserve">“ in </w:t>
       </w:r>
       <w:proofErr w:type="spellStart"/>
       <w:r>
@@ -3313,6 +3364,14 @@
     </w:p>
     <w:p/>
     <w:p>
+      <w:pPr>
+        <w:rPr>
+          <w:rStyle w:val="IntensiveHervorhebung"/>
+          <w:i w:val="0"/>
+          <w:iCs w:val="0"/>
+          <w:u w:val="single"/>
+        </w:rPr>
+      </w:pPr>
       <w:r>
         <w:t>Tasks /</w:t>
       </w:r>
@@ -3328,7 +3387,106 @@
         <w:t xml:space="preserve"> aber nicht) Bezug zu anderen Items haben. Dann ist dies </w:t>
       </w:r>
       <w:r>
-        <w:t>den Details zu vermerken.</w:t>
+        <w:t>den Details zu vermerken</w:t>
+      </w:r>
+      <w:r>
+        <w:t xml:space="preserve"> bzw. für die Zuordnung von </w:t>
+      </w:r>
+      <w:proofErr w:type="spellStart"/>
+      <w:r>
+        <w:t>Subtasks</w:t>
+      </w:r>
+      <w:proofErr w:type="spellEnd"/>
+      <w:r>
+        <w:t xml:space="preserve"> siehe: </w:t>
+      </w:r>
+      <w:r>
+        <w:rPr>
+          <w:rStyle w:val="IntensiverVerweis"/>
+        </w:rPr>
+        <w:fldChar w:fldCharType="begin"/>
+      </w:r>
+      <w:r>
+        <w:rPr>
+          <w:rStyle w:val="IntensiverVerweis"/>
+        </w:rPr>
+        <w:instrText xml:space="preserve"> REF _Ref221173429 \r \h </w:instrText>
+      </w:r>
+      <w:r>
+        <w:rPr>
+          <w:rStyle w:val="IntensiverVerweis"/>
+        </w:rPr>
+      </w:r>
+      <w:r>
+        <w:rPr>
+          <w:rStyle w:val="IntensiverVerweis"/>
+        </w:rPr>
+        <w:instrText xml:space="preserve"> \* MERGEFORMAT </w:instrText>
+      </w:r>
+      <w:r>
+        <w:rPr>
+          <w:rStyle w:val="IntensiverVerweis"/>
+        </w:rPr>
+        <w:fldChar w:fldCharType="separate"/>
+      </w:r>
+      <w:r>
+        <w:rPr>
+          <w:rStyle w:val="IntensiverVerweis"/>
+        </w:rPr>
+        <w:t>3.2</w:t>
+      </w:r>
+      <w:r>
+        <w:rPr>
+          <w:rStyle w:val="IntensiverVerweis"/>
+        </w:rPr>
+        <w:fldChar w:fldCharType="end"/>
+      </w:r>
+      <w:r>
+        <w:rPr>
+          <w:rStyle w:val="IntensiverVerweis"/>
+        </w:rPr>
+        <w:t xml:space="preserve"> </w:t>
+      </w:r>
+      <w:r>
+        <w:rPr>
+          <w:rStyle w:val="IntensiverVerweis"/>
+        </w:rPr>
+        <w:fldChar w:fldCharType="begin"/>
+      </w:r>
+      <w:r>
+        <w:rPr>
+          <w:rStyle w:val="IntensiverVerweis"/>
+        </w:rPr>
+        <w:instrText xml:space="preserve"> REF _Ref221173437 \h </w:instrText>
+      </w:r>
+      <w:r>
+        <w:rPr>
+          <w:rStyle w:val="IntensiverVerweis"/>
+        </w:rPr>
+      </w:r>
+      <w:r>
+        <w:rPr>
+          <w:rStyle w:val="IntensiverVerweis"/>
+        </w:rPr>
+        <w:instrText xml:space="preserve"> \* MERGEFORMAT </w:instrText>
+      </w:r>
+      <w:r>
+        <w:rPr>
+          <w:rStyle w:val="IntensiverVerweis"/>
+        </w:rPr>
+        <w:fldChar w:fldCharType="separate"/>
+      </w:r>
+      <w:r>
+        <w:rPr>
+          <w:rStyle w:val="IntensiverVerweis"/>
+        </w:rPr>
+        <w:t>Sub-Issues erstellen</w:t>
+      </w:r>
+      <w:r>
+        <w:rPr>
+          <w:rStyle w:val="IntensiverVerweis"/>
+        </w:rPr>
+        <w:fldChar w:fldCharType="end"/>
       </w:r>
     </w:p>
     <w:p/>
@@ -3340,7 +3498,7 @@
         </w:rPr>
       </w:pPr>
       <w:bookmarkStart w:id="3" w:name="_Ref218534535"/>
-      <w:bookmarkStart w:id="4" w:name="_Toc220433870"/>
+      <w:bookmarkStart w:id="4" w:name="_Toc221175581"/>
       <w:r>
         <w:rPr>
           <w:lang w:val="en-US"/>
@@ -3376,7 +3534,21 @@
       </w:r>
       <w:proofErr w:type="spellEnd"/>
       <w:r>
-        <w:t xml:space="preserve"> geben, falls das inhaltlich Sinn macht, z.B.</w:t>
+        <w:t xml:space="preserve"> geben, falls das inhaltlich Sinn macht</w:t>
+      </w:r>
+      <w:r>
+        <w:t>, dann sollen sie wie Items/</w:t>
+      </w:r>
+      <w:proofErr w:type="spellStart"/>
+      <w:r>
+        <w:t>Issuse</w:t>
+      </w:r>
+      <w:proofErr w:type="spellEnd"/>
+      <w:r>
+        <w:t xml:space="preserve"> heißen</w:t>
+      </w:r>
+      <w:r>
+        <w:t>, z.B.</w:t>
       </w:r>
     </w:p>
     <w:p/>
@@ -3423,7 +3595,7 @@
           <w:lang w:val="en-US"/>
         </w:rPr>
       </w:pPr>
-      <w:bookmarkStart w:id="5" w:name="_Toc220433871"/>
+      <w:bookmarkStart w:id="5" w:name="_Toc221175582"/>
       <w:r>
         <w:rPr>
           <w:lang w:val="en-US"/>
@@ -3476,7 +3648,8 @@
         </w:rPr>
       </w:pPr>
       <w:bookmarkStart w:id="6" w:name="_Commit_message:"/>
-      <w:bookmarkStart w:id="7" w:name="_Toc220433872"/>
+      <w:bookmarkStart w:id="7" w:name="_Ref221174863"/>
+      <w:bookmarkStart w:id="8" w:name="_Toc221175583"/>
       <w:bookmarkEnd w:id="6"/>
       <w:r>
         <w:rPr>
@@ -3486,6 +3659,7 @@
         <w:t>Commit message</w:t>
       </w:r>
       <w:bookmarkEnd w:id="7"/>
+      <w:bookmarkEnd w:id="8"/>
     </w:p>
     <w:p>
       <w:r>
@@ -3659,16 +3833,8 @@
     </w:p>
     <w:p>
       <w:pPr>
-        <w:rPr>
-          <w:lang w:val="en-US"/>
-        </w:rPr>
-      </w:pPr>
-    </w:p>
-    <w:p>
-      <w:pPr>
-        <w:rPr>
-          <w:b/>
-          <w:bCs/>
+        <w:pStyle w:val="Listenabsatz"/>
+        <w:rPr>
           <w:lang w:val="en-US"/>
         </w:rPr>
       </w:pPr>
@@ -3676,190 +3842,34 @@
     <w:p>
       <w:pPr>
         <w:pStyle w:val="berschrift1"/>
-        <w:numPr>
-          <w:ilvl w:val="0"/>
-          <w:numId w:val="7"/>
-        </w:numPr>
-      </w:pPr>
-      <w:bookmarkStart w:id="8" w:name="_Toc220433873"/>
+      </w:pPr>
+      <w:bookmarkStart w:id="9" w:name="_Toc221175584"/>
       <w:r>
         <w:t>Festlegungen GitHub Repos</w:t>
       </w:r>
-      <w:bookmarkEnd w:id="8"/>
-    </w:p>
-    <w:p>
-      <w:pPr>
-        <w:pStyle w:val="Listenabsatz"/>
-        <w:keepNext/>
-        <w:keepLines/>
-        <w:numPr>
-          <w:ilvl w:val="0"/>
-          <w:numId w:val="6"/>
-        </w:numPr>
-        <w:spacing w:before="360" w:after="80"/>
-        <w:contextualSpacing w:val="0"/>
-        <w:outlineLvl w:val="0"/>
-        <w:rPr>
-          <w:rFonts w:asciiTheme="majorHAnsi" w:eastAsiaTheme="majorEastAsia" w:hAnsiTheme="majorHAnsi" w:cstheme="majorBidi"/>
-          <w:vanish/>
-          <w:color w:val="0F4761" w:themeColor="accent1" w:themeShade="BF"/>
-          <w:sz w:val="40"/>
-          <w:szCs w:val="40"/>
-          <w:lang w:val="en-US"/>
-        </w:rPr>
-      </w:pPr>
-      <w:bookmarkStart w:id="9" w:name="_Link_to_Git-Hub"/>
-      <w:bookmarkStart w:id="10" w:name="_Toc219469155"/>
-      <w:bookmarkStart w:id="11" w:name="_Toc220433874"/>
       <w:bookmarkEnd w:id="9"/>
+    </w:p>
+    <w:p>
+      <w:pPr>
+        <w:pStyle w:val="berschrift2"/>
+        <w:rPr>
+          <w:lang w:val="en-US"/>
+        </w:rPr>
+      </w:pPr>
+      <w:bookmarkStart w:id="10" w:name="_Link_to_Git-Hub"/>
+      <w:bookmarkStart w:id="11" w:name="_Toc219469155"/>
+      <w:bookmarkStart w:id="12" w:name="_Toc220433874"/>
+      <w:bookmarkStart w:id="13" w:name="_Toc221175585"/>
       <w:bookmarkEnd w:id="10"/>
       <w:bookmarkEnd w:id="11"/>
-    </w:p>
-    <w:p>
-      <w:pPr>
-        <w:pStyle w:val="Listenabsatz"/>
-        <w:keepNext/>
-        <w:keepLines/>
-        <w:numPr>
-          <w:ilvl w:val="1"/>
-          <w:numId w:val="6"/>
-        </w:numPr>
-        <w:spacing w:before="160" w:after="80"/>
-        <w:contextualSpacing w:val="0"/>
-        <w:outlineLvl w:val="1"/>
-        <w:rPr>
-          <w:rFonts w:asciiTheme="majorHAnsi" w:eastAsiaTheme="majorEastAsia" w:hAnsiTheme="majorHAnsi" w:cstheme="majorBidi"/>
-          <w:vanish/>
-          <w:color w:val="0F4761" w:themeColor="accent1" w:themeShade="BF"/>
-          <w:sz w:val="32"/>
-          <w:szCs w:val="32"/>
-          <w:lang w:val="en-US"/>
-        </w:rPr>
-      </w:pPr>
-      <w:bookmarkStart w:id="12" w:name="_Toc219469156"/>
-      <w:bookmarkStart w:id="13" w:name="_Toc220433875"/>
       <w:bookmarkEnd w:id="12"/>
+      <w:r>
+        <w:rPr>
+          <w:lang w:val="en-US"/>
+        </w:rPr>
+        <w:t>Link to Git-Hub Repository</w:t>
+      </w:r>
       <w:bookmarkEnd w:id="13"/>
-    </w:p>
-    <w:p>
-      <w:pPr>
-        <w:pStyle w:val="Listenabsatz"/>
-        <w:keepNext/>
-        <w:keepLines/>
-        <w:numPr>
-          <w:ilvl w:val="1"/>
-          <w:numId w:val="6"/>
-        </w:numPr>
-        <w:spacing w:before="160" w:after="80"/>
-        <w:contextualSpacing w:val="0"/>
-        <w:outlineLvl w:val="1"/>
-        <w:rPr>
-          <w:rFonts w:asciiTheme="majorHAnsi" w:eastAsiaTheme="majorEastAsia" w:hAnsiTheme="majorHAnsi" w:cstheme="majorBidi"/>
-          <w:vanish/>
-          <w:color w:val="0F4761" w:themeColor="accent1" w:themeShade="BF"/>
-          <w:sz w:val="32"/>
-          <w:szCs w:val="32"/>
-          <w:lang w:val="en-US"/>
-        </w:rPr>
-      </w:pPr>
-      <w:bookmarkStart w:id="14" w:name="_Toc219469157"/>
-      <w:bookmarkStart w:id="15" w:name="_Toc220433876"/>
-      <w:bookmarkEnd w:id="14"/>
-      <w:bookmarkEnd w:id="15"/>
-    </w:p>
-    <w:p>
-      <w:pPr>
-        <w:pStyle w:val="Listenabsatz"/>
-        <w:keepNext/>
-        <w:keepLines/>
-        <w:numPr>
-          <w:ilvl w:val="1"/>
-          <w:numId w:val="6"/>
-        </w:numPr>
-        <w:spacing w:before="160" w:after="80"/>
-        <w:contextualSpacing w:val="0"/>
-        <w:outlineLvl w:val="1"/>
-        <w:rPr>
-          <w:rFonts w:asciiTheme="majorHAnsi" w:eastAsiaTheme="majorEastAsia" w:hAnsiTheme="majorHAnsi" w:cstheme="majorBidi"/>
-          <w:vanish/>
-          <w:color w:val="0F4761" w:themeColor="accent1" w:themeShade="BF"/>
-          <w:sz w:val="32"/>
-          <w:szCs w:val="32"/>
-          <w:lang w:val="en-US"/>
-        </w:rPr>
-      </w:pPr>
-      <w:bookmarkStart w:id="16" w:name="_Toc219469158"/>
-      <w:bookmarkStart w:id="17" w:name="_Toc220433877"/>
-      <w:bookmarkEnd w:id="16"/>
-      <w:bookmarkEnd w:id="17"/>
-    </w:p>
-    <w:p>
-      <w:pPr>
-        <w:pStyle w:val="Listenabsatz"/>
-        <w:keepNext/>
-        <w:keepLines/>
-        <w:numPr>
-          <w:ilvl w:val="1"/>
-          <w:numId w:val="6"/>
-        </w:numPr>
-        <w:spacing w:before="160" w:after="80"/>
-        <w:contextualSpacing w:val="0"/>
-        <w:outlineLvl w:val="1"/>
-        <w:rPr>
-          <w:rFonts w:asciiTheme="majorHAnsi" w:eastAsiaTheme="majorEastAsia" w:hAnsiTheme="majorHAnsi" w:cstheme="majorBidi"/>
-          <w:vanish/>
-          <w:color w:val="0F4761" w:themeColor="accent1" w:themeShade="BF"/>
-          <w:sz w:val="32"/>
-          <w:szCs w:val="32"/>
-          <w:lang w:val="en-US"/>
-        </w:rPr>
-      </w:pPr>
-      <w:bookmarkStart w:id="18" w:name="_Toc219469159"/>
-      <w:bookmarkStart w:id="19" w:name="_Toc220433878"/>
-      <w:bookmarkEnd w:id="18"/>
-      <w:bookmarkEnd w:id="19"/>
-    </w:p>
-    <w:p>
-      <w:pPr>
-        <w:pStyle w:val="Listenabsatz"/>
-        <w:keepNext/>
-        <w:keepLines/>
-        <w:numPr>
-          <w:ilvl w:val="1"/>
-          <w:numId w:val="6"/>
-        </w:numPr>
-        <w:spacing w:before="160" w:after="80"/>
-        <w:contextualSpacing w:val="0"/>
-        <w:outlineLvl w:val="1"/>
-        <w:rPr>
-          <w:rFonts w:asciiTheme="majorHAnsi" w:eastAsiaTheme="majorEastAsia" w:hAnsiTheme="majorHAnsi" w:cstheme="majorBidi"/>
-          <w:vanish/>
-          <w:color w:val="0F4761" w:themeColor="accent1" w:themeShade="BF"/>
-          <w:sz w:val="32"/>
-          <w:szCs w:val="32"/>
-          <w:lang w:val="en-US"/>
-        </w:rPr>
-      </w:pPr>
-      <w:bookmarkStart w:id="20" w:name="_Toc219469160"/>
-      <w:bookmarkStart w:id="21" w:name="_Toc220433879"/>
-      <w:bookmarkEnd w:id="20"/>
-      <w:bookmarkEnd w:id="21"/>
-    </w:p>
-    <w:p>
-      <w:pPr>
-        <w:pStyle w:val="berschrift2"/>
-        <w:rPr>
-          <w:lang w:val="en-US"/>
-        </w:rPr>
-      </w:pPr>
-      <w:bookmarkStart w:id="22" w:name="_Toc220433880"/>
-      <w:r>
-        <w:rPr>
-          <w:lang w:val="en-US"/>
-        </w:rPr>
-        <w:t>Link to Git-Hub Repository</w:t>
-      </w:r>
-      <w:bookmarkEnd w:id="22"/>
     </w:p>
     <w:p>
       <w:pPr>
@@ -3930,11 +3940,14 @@
       <w:pPr>
         <w:pStyle w:val="berschrift2"/>
       </w:pPr>
-      <w:bookmarkStart w:id="23" w:name="_Toc220433881"/>
+      <w:bookmarkStart w:id="14" w:name="_Toc221175586"/>
       <w:r>
         <w:t>Einstellungen</w:t>
       </w:r>
-      <w:bookmarkEnd w:id="23"/>
+      <w:r>
+        <w:t>*</w:t>
+      </w:r>
+      <w:bookmarkEnd w:id="14"/>
     </w:p>
     <w:p>
       <w:pPr>
@@ -4050,11 +4063,11 @@
       <w:pPr>
         <w:pStyle w:val="berschrift2"/>
       </w:pPr>
-      <w:bookmarkStart w:id="24" w:name="_Toc220433882"/>
+      <w:bookmarkStart w:id="15" w:name="_Toc221175587"/>
       <w:r>
         <w:t>Regeln</w:t>
       </w:r>
-      <w:bookmarkEnd w:id="24"/>
+      <w:bookmarkEnd w:id="15"/>
     </w:p>
     <w:p>
       <w:pPr>
@@ -4156,26 +4169,16 @@
       </w:r>
       <w:proofErr w:type="spellEnd"/>
       <w:r>
-        <w:t xml:space="preserve"> inkludiert werden</w:t>
-      </w:r>
-      <w:r>
-        <w:t xml:space="preserve"> (Ausnahme: </w:t>
-      </w:r>
-      <w:proofErr w:type="spellStart"/>
-      <w:r>
-        <w:t>docs</w:t>
-      </w:r>
-      <w:proofErr w:type="spellEnd"/>
-      <w:r>
-        <w:t>-and-</w:t>
-      </w:r>
-      <w:proofErr w:type="spellStart"/>
-      <w:r>
-        <w:t>requirements</w:t>
-      </w:r>
-      <w:proofErr w:type="spellEnd"/>
-      <w:r>
-        <w:t xml:space="preserve"> – Branch)</w:t>
+        <w:t xml:space="preserve"> </w:t>
+      </w:r>
+      <w:r>
+        <w:t>erstellt</w:t>
+      </w:r>
+      <w:r>
+        <w:t xml:space="preserve"> werden</w:t>
+      </w:r>
+      <w:r>
+        <w:t xml:space="preserve"> </w:t>
       </w:r>
     </w:p>
     <w:p>
@@ -4200,18 +4203,83 @@
     </w:p>
     <w:p/>
     <w:p>
+      <w:r>
+        <w:t xml:space="preserve">*Einstellungen gelten nur für das </w:t>
+      </w:r>
+      <w:r>
+        <w:rPr>
+          <w:lang w:val="en-US"/>
+        </w:rPr>
+        <w:t>“Coding R</w:t>
+      </w:r>
+      <w:r>
+        <w:rPr>
+          <w:lang w:val="en-US"/>
+        </w:rPr>
+        <w:t>epo”</w:t>
+      </w:r>
+      <w:r>
+        <w:rPr>
+          <w:lang w:val="en-US"/>
+        </w:rPr>
+        <w:t xml:space="preserve">. </w:t>
+      </w:r>
+      <w:r>
+        <w:t xml:space="preserve">Im </w:t>
+      </w:r>
+      <w:r>
+        <w:t>“Dok</w:t>
+      </w:r>
+      <w:r>
+        <w:t>u-Repo“</w:t>
+      </w:r>
+      <w:r>
+        <w:t xml:space="preserve"> gibt es keine </w:t>
+      </w:r>
+      <w:r>
+        <w:t xml:space="preserve">Regeln, es gibt auch nur einen </w:t>
+      </w:r>
+      <w:r>
+        <w:t>B</w:t>
+      </w:r>
+      <w:r>
+        <w:t xml:space="preserve">ranch – </w:t>
+      </w:r>
+      <w:proofErr w:type="spellStart"/>
+      <w:r>
+        <w:t>main</w:t>
+      </w:r>
+      <w:proofErr w:type="spellEnd"/>
+      <w:r>
+        <w:t xml:space="preserve"> -, auf den auch direkt </w:t>
+      </w:r>
+      <w:proofErr w:type="spellStart"/>
+      <w:r>
+        <w:t>committed</w:t>
+      </w:r>
+      <w:proofErr w:type="spellEnd"/>
+      <w:r>
+        <w:t xml:space="preserve"> werden kann.</w:t>
+      </w:r>
+    </w:p>
+    <w:p>
+      <w:pPr>
+        <w:spacing w:after="160"/>
+      </w:pPr>
+      <w:r>
+        <w:br w:type="page"/>
+      </w:r>
+    </w:p>
+    <w:p>
       <w:pPr>
         <w:pStyle w:val="berschrift1"/>
-        <w:numPr>
-          <w:ilvl w:val="0"/>
-          <w:numId w:val="7"/>
-        </w:numPr>
-      </w:pPr>
-      <w:bookmarkStart w:id="25" w:name="_Toc220433883"/>
-      <w:r>
+      </w:pPr>
+      <w:bookmarkStart w:id="16" w:name="_Toc221175588"/>
+      <w:r>
+        <w:lastRenderedPageBreak/>
         <w:t>Workflow</w:t>
       </w:r>
-      <w:bookmarkEnd w:id="25"/>
+      <w:bookmarkEnd w:id="16"/>
     </w:p>
     <w:p>
       <w:r>
@@ -4233,15 +4301,11 @@
     <w:p>
       <w:pPr>
         <w:pStyle w:val="berschrift2"/>
-        <w:numPr>
-          <w:ilvl w:val="1"/>
-          <w:numId w:val="7"/>
-        </w:numPr>
-        <w:rPr>
-          <w:lang w:val="en-US"/>
-        </w:rPr>
-      </w:pPr>
-      <w:bookmarkStart w:id="26" w:name="_Toc220433884"/>
+        <w:rPr>
+          <w:lang w:val="en-US"/>
+        </w:rPr>
+      </w:pPr>
+      <w:bookmarkStart w:id="17" w:name="_Toc221175589"/>
       <w:proofErr w:type="spellStart"/>
       <w:r>
         <w:rPr>
@@ -4262,7 +4326,7 @@
         </w:rPr>
         <w:t>(Items)</w:t>
       </w:r>
-      <w:bookmarkEnd w:id="26"/>
+      <w:bookmarkEnd w:id="17"/>
     </w:p>
     <w:p>
       <w:pPr>
@@ -4281,66 +4345,44 @@
       <w:r>
         <w:t xml:space="preserve">dem „Coding </w:t>
       </w:r>
+      <w:r>
+        <w:t>R</w:t>
+      </w:r>
+      <w:r>
+        <w:t>epo“ verbunden</w:t>
+      </w:r>
+      <w:r>
+        <w:t xml:space="preserve">, </w:t>
+      </w:r>
       <w:proofErr w:type="spellStart"/>
       <w:r>
-        <w:t>repo</w:t>
+        <w:t>dh</w:t>
       </w:r>
       <w:proofErr w:type="spellEnd"/>
       <w:r>
+        <w:t xml:space="preserve">. hier werden Issues und Items automatisch </w:t>
+      </w:r>
+      <w:r>
+        <w:t>gegenseitig zugeordnet</w:t>
+      </w:r>
+    </w:p>
+    <w:p>
+      <w:r>
+        <w:t>Für das „</w:t>
+      </w:r>
+      <w:proofErr w:type="spellStart"/>
+      <w:r>
+        <w:t>Doku_Repo</w:t>
+      </w:r>
+      <w:proofErr w:type="spellEnd"/>
+      <w:r>
         <w:t xml:space="preserve">“ </w:t>
       </w:r>
-      <w:proofErr w:type="gramStart"/>
-      <w:r>
-        <w:t>verbunden</w:t>
-      </w:r>
-      <w:r>
-        <w:t xml:space="preserve"> </w:t>
-      </w:r>
-      <w:r>
-        <w:t>,</w:t>
-      </w:r>
-      <w:proofErr w:type="gramEnd"/>
-      <w:r>
-        <w:t xml:space="preserve"> </w:t>
-      </w:r>
-      <w:proofErr w:type="spellStart"/>
-      <w:r>
-        <w:t>dh</w:t>
-      </w:r>
-      <w:proofErr w:type="spellEnd"/>
-      <w:r>
-        <w:t xml:space="preserve">. hier werden Issues und Items automatisch </w:t>
-      </w:r>
-      <w:r>
-        <w:t>gegenseitig zugeordnet</w:t>
-      </w:r>
-    </w:p>
-    <w:p>
-      <w:r>
-        <w:lastRenderedPageBreak/>
-        <w:t>Für das „</w:t>
-      </w:r>
-      <w:proofErr w:type="spellStart"/>
-      <w:r>
-        <w:t>Doku_Repo</w:t>
-      </w:r>
-      <w:proofErr w:type="spellEnd"/>
-      <w:r>
-        <w:t xml:space="preserve">“ </w:t>
-      </w:r>
       <w:r>
         <w:t>ist</w:t>
       </w:r>
       <w:r>
-        <w:t xml:space="preserve"> es wichtig, die Issues / Items direkt im PROJEKT zu erstellen (es wird vorher mit # das richtige Repository ausgewählt), da sonst die Issues nicht im Projekt </w:t>
-      </w:r>
-      <w:proofErr w:type="gramStart"/>
-      <w:r>
-        <w:t>auf scheinen</w:t>
-      </w:r>
-      <w:proofErr w:type="gramEnd"/>
-      <w:r>
-        <w:t>.</w:t>
+        <w:t xml:space="preserve"> es wichtig, die Issues / Items direkt im PROJEKT zu erstellen (es wird vorher mit # das richtige Repository ausgewählt), da sonst die Issues nicht im Projekt aufscheinen.</w:t>
       </w:r>
     </w:p>
     <w:p/>
@@ -4423,20 +4465,24 @@
         </w:drawing>
       </w:r>
     </w:p>
-    <w:p/>
+    <w:p>
+      <w:pPr>
+        <w:spacing w:after="160"/>
+      </w:pPr>
+      <w:r>
+        <w:br w:type="page"/>
+      </w:r>
+    </w:p>
     <w:p>
       <w:pPr>
         <w:pStyle w:val="berschrift3"/>
-        <w:numPr>
-          <w:ilvl w:val="2"/>
-          <w:numId w:val="7"/>
-        </w:numPr>
-      </w:pPr>
-      <w:bookmarkStart w:id="27" w:name="_Toc220433885"/>
-      <w:r>
+      </w:pPr>
+      <w:bookmarkStart w:id="18" w:name="_Toc221175590"/>
+      <w:r>
+        <w:lastRenderedPageBreak/>
         <w:t>Issues anlegen (über Repository)</w:t>
       </w:r>
-      <w:bookmarkEnd w:id="27"/>
+      <w:bookmarkEnd w:id="18"/>
     </w:p>
     <w:p>
       <w:r>
@@ -4520,17 +4566,12 @@
     <w:p>
       <w:pPr>
         <w:pStyle w:val="berschrift3"/>
-        <w:numPr>
-          <w:ilvl w:val="2"/>
-          <w:numId w:val="7"/>
-        </w:numPr>
-      </w:pPr>
-      <w:bookmarkStart w:id="28" w:name="_Toc220433886"/>
-      <w:r>
-        <w:lastRenderedPageBreak/>
+      </w:pPr>
+      <w:bookmarkStart w:id="19" w:name="_Toc221175591"/>
+      <w:r>
         <w:t>Issues anlegen (über Projekt)</w:t>
       </w:r>
-      <w:bookmarkEnd w:id="28"/>
+      <w:bookmarkEnd w:id="19"/>
     </w:p>
     <w:p>
       <w:r>
@@ -4540,15 +4581,13 @@
         <w:t>ABER beim “Doku-Repo” i</w:t>
       </w:r>
       <w:r>
-        <w:t xml:space="preserve">st </w:t>
-      </w:r>
-      <w:proofErr w:type="gramStart"/>
-      <w:r>
-        <w:t>vorher  das</w:t>
-      </w:r>
-      <w:proofErr w:type="gramEnd"/>
-      <w:r>
-        <w:t xml:space="preserve"> Repo auszuwählen (mit # in der + Add item Leiste)</w:t>
+        <w:t>st vorhe</w:t>
+      </w:r>
+      <w:r>
+        <w:t>r</w:t>
+      </w:r>
+      <w:r>
+        <w:t xml:space="preserve"> das Repo auszuwählen (mit # in der + Add item Leiste)</w:t>
       </w:r>
     </w:p>
     <w:p/>
@@ -4613,6 +4652,7 @@
         <w:rPr>
           <w:noProof/>
         </w:rPr>
+        <w:lastRenderedPageBreak/>
         <w:drawing>
           <wp:inline distT="0" distB="0" distL="0" distR="0" wp14:anchorId="333506E1" wp14:editId="6E5EB52D">
             <wp:extent cx="5760720" cy="4459605"/>
@@ -4654,16 +4694,12 @@
     <w:p>
       <w:pPr>
         <w:pStyle w:val="berschrift3"/>
-        <w:numPr>
-          <w:ilvl w:val="2"/>
-          <w:numId w:val="7"/>
-        </w:numPr>
-      </w:pPr>
-      <w:bookmarkStart w:id="29" w:name="_Toc220433887"/>
+      </w:pPr>
+      <w:bookmarkStart w:id="20" w:name="_Toc221175592"/>
       <w:r>
         <w:t>Issues in ein Repository verschieben</w:t>
       </w:r>
-      <w:bookmarkEnd w:id="29"/>
+      <w:bookmarkEnd w:id="20"/>
     </w:p>
     <w:p>
       <w:r>
@@ -4675,10 +4711,9 @@
         <w:rPr>
           <w:noProof/>
         </w:rPr>
-        <w:lastRenderedPageBreak/>
         <w:drawing>
-          <wp:inline distT="0" distB="0" distL="0" distR="0" wp14:anchorId="2B60B8BC" wp14:editId="47062DB2">
-            <wp:extent cx="5760720" cy="3700145"/>
+          <wp:inline distT="0" distB="0" distL="0" distR="0" wp14:anchorId="2B60B8BC" wp14:editId="6AC110A8">
+            <wp:extent cx="5676900" cy="3646307"/>
             <wp:effectExtent l="0" t="0" r="0" b="0"/>
             <wp:docPr id="1100611895" name="Grafik 1" descr="Ein Bild, das Text, Screenshot, Software, Multimedia-Software enthält.&#10;&#10;KI-generierte Inhalte können fehlerhaft sein."/>
             <wp:cNvGraphicFramePr>
@@ -4700,7 +4735,7 @@
                   <pic:spPr>
                     <a:xfrm>
                       <a:off x="0" y="0"/>
-                      <a:ext cx="5760720" cy="3700145"/>
+                      <a:ext cx="5698188" cy="3659981"/>
                     </a:xfrm>
                     <a:prstGeom prst="rect">
                       <a:avLst/>
@@ -4717,15 +4752,13 @@
     <w:p>
       <w:pPr>
         <w:pStyle w:val="berschrift2"/>
-        <w:numPr>
-          <w:ilvl w:val="1"/>
-          <w:numId w:val="7"/>
-        </w:numPr>
-        <w:rPr>
-          <w:lang w:val="en-US"/>
-        </w:rPr>
-      </w:pPr>
-      <w:bookmarkStart w:id="30" w:name="_Toc220433888"/>
+        <w:rPr>
+          <w:lang w:val="en-US"/>
+        </w:rPr>
+      </w:pPr>
+      <w:bookmarkStart w:id="21" w:name="_Ref221173429"/>
+      <w:bookmarkStart w:id="22" w:name="_Ref221173437"/>
+      <w:bookmarkStart w:id="23" w:name="_Toc221175593"/>
       <w:r>
         <w:rPr>
           <w:lang w:val="en-US"/>
@@ -4739,165 +4772,35 @@
         </w:rPr>
         <w:t>erstellen</w:t>
       </w:r>
-      <w:bookmarkEnd w:id="30"/>
+      <w:bookmarkEnd w:id="21"/>
+      <w:bookmarkEnd w:id="22"/>
+      <w:bookmarkEnd w:id="23"/>
       <w:proofErr w:type="spellEnd"/>
     </w:p>
     <w:p>
-      <w:pPr>
-        <w:rPr>
-          <w:lang w:val="en-US"/>
-        </w:rPr>
-      </w:pPr>
-      <w:r>
-        <w:rPr>
-          <w:lang w:val="en-US"/>
-        </w:rPr>
-        <w:t xml:space="preserve">Issues </w:t>
+      <w:r>
+        <w:t>Issues können im Projekt über Relationships als Sub-Issue</w:t>
+      </w:r>
+      <w:r>
+        <w:t>s</w:t>
+      </w:r>
+      <w:r>
+        <w:t xml:space="preserve"> einem anderen </w:t>
       </w:r>
       <w:proofErr w:type="spellStart"/>
       <w:r>
-        <w:rPr>
-          <w:lang w:val="en-US"/>
-        </w:rPr>
-        <w:t>können</w:t>
+        <w:t>Issue</w:t>
       </w:r>
       <w:proofErr w:type="spellEnd"/>
       <w:r>
-        <w:rPr>
-          <w:lang w:val="en-US"/>
-        </w:rPr>
-        <w:t xml:space="preserve"> </w:t>
-      </w:r>
-      <w:proofErr w:type="spellStart"/>
-      <w:r>
-        <w:rPr>
-          <w:lang w:val="en-US"/>
-        </w:rPr>
-        <w:t>im</w:t>
-      </w:r>
-      <w:proofErr w:type="spellEnd"/>
-      <w:r>
-        <w:rPr>
-          <w:lang w:val="en-US"/>
-        </w:rPr>
-        <w:t xml:space="preserve"> Projekt </w:t>
-      </w:r>
-      <w:proofErr w:type="spellStart"/>
-      <w:r>
-        <w:rPr>
-          <w:lang w:val="en-US"/>
-        </w:rPr>
-        <w:t>über</w:t>
-      </w:r>
-      <w:proofErr w:type="spellEnd"/>
-      <w:r>
-        <w:rPr>
-          <w:lang w:val="en-US"/>
-        </w:rPr>
-        <w:t xml:space="preserve"> Relationships </w:t>
-      </w:r>
-      <w:proofErr w:type="spellStart"/>
-      <w:r>
-        <w:rPr>
-          <w:lang w:val="en-US"/>
-        </w:rPr>
-        <w:t>als</w:t>
-      </w:r>
-      <w:proofErr w:type="spellEnd"/>
-      <w:r>
-        <w:rPr>
-          <w:lang w:val="en-US"/>
-        </w:rPr>
-        <w:t xml:space="preserve"> Sub-Issue </w:t>
-      </w:r>
-      <w:proofErr w:type="spellStart"/>
-      <w:r>
-        <w:rPr>
-          <w:lang w:val="en-US"/>
-        </w:rPr>
-        <w:t>einem</w:t>
-      </w:r>
-      <w:proofErr w:type="spellEnd"/>
-      <w:r>
-        <w:rPr>
-          <w:lang w:val="en-US"/>
-        </w:rPr>
-        <w:t xml:space="preserve"> </w:t>
-      </w:r>
-      <w:proofErr w:type="spellStart"/>
-      <w:r>
-        <w:rPr>
-          <w:lang w:val="en-US"/>
-        </w:rPr>
-        <w:t>anderen</w:t>
-      </w:r>
-      <w:proofErr w:type="spellEnd"/>
-      <w:r>
-        <w:rPr>
-          <w:lang w:val="en-US"/>
-        </w:rPr>
-        <w:t xml:space="preserve"> </w:t>
-      </w:r>
-      <w:proofErr w:type="spellStart"/>
-      <w:r>
-        <w:rPr>
-          <w:lang w:val="en-US"/>
-        </w:rPr>
-        <w:t>Isssu</w:t>
-      </w:r>
-      <w:proofErr w:type="spellEnd"/>
-      <w:r>
-        <w:rPr>
-          <w:lang w:val="en-US"/>
-        </w:rPr>
-        <w:t xml:space="preserve"> </w:t>
-      </w:r>
-      <w:proofErr w:type="spellStart"/>
-      <w:r>
-        <w:rPr>
-          <w:lang w:val="en-US"/>
-        </w:rPr>
-        <w:t>zugeordnet</w:t>
-      </w:r>
-      <w:proofErr w:type="spellEnd"/>
-      <w:r>
-        <w:rPr>
-          <w:lang w:val="en-US"/>
-        </w:rPr>
-        <w:t xml:space="preserve"> </w:t>
-      </w:r>
-      <w:proofErr w:type="spellStart"/>
-      <w:r>
-        <w:rPr>
-          <w:lang w:val="en-US"/>
-        </w:rPr>
-        <w:t>werden</w:t>
-      </w:r>
-      <w:proofErr w:type="spellEnd"/>
-      <w:r>
-        <w:rPr>
-          <w:lang w:val="en-US"/>
-        </w:rPr>
-        <w:t>.</w:t>
-      </w:r>
-    </w:p>
-    <w:p>
-      <w:pPr>
-        <w:rPr>
-          <w:lang w:val="en-US"/>
-        </w:rPr>
-      </w:pPr>
-    </w:p>
-    <w:p>
-      <w:pPr>
-        <w:rPr>
-          <w:lang w:val="en-US"/>
-        </w:rPr>
-      </w:pPr>
+        <w:t xml:space="preserve"> zugeordnet werden.</w:t>
+      </w:r>
+    </w:p>
+    <w:p/>
+    <w:p>
       <w:r>
         <w:rPr>
           <w:noProof/>
-          <w:lang w:val="en-US"/>
         </w:rPr>
         <w:drawing>
           <wp:inline distT="0" distB="0" distL="0" distR="0" wp14:anchorId="4123127D" wp14:editId="76485940">
@@ -4936,159 +4839,46 @@
         </w:drawing>
       </w:r>
     </w:p>
-    <w:p>
-      <w:pPr>
-        <w:rPr>
-          <w:lang w:val="en-US"/>
-        </w:rPr>
-      </w:pPr>
-    </w:p>
-    <w:p>
-      <w:pPr>
-        <w:rPr>
-          <w:lang w:val="en-US"/>
-        </w:rPr>
-      </w:pPr>
+    <w:p/>
+    <w:p>
+      <w:r>
+        <w:t xml:space="preserve">Im Board erkennt man auf den Cards, </w:t>
+      </w:r>
+      <w:r>
+        <w:t>wie viele</w:t>
+      </w:r>
+      <w:r>
+        <w:t xml:space="preserve"> Sub-Issues es zu einem </w:t>
+      </w:r>
       <w:proofErr w:type="spellStart"/>
       <w:r>
-        <w:rPr>
-          <w:lang w:val="en-US"/>
-        </w:rPr>
-        <w:t>Im</w:t>
+        <w:t>Issue</w:t>
       </w:r>
       <w:proofErr w:type="spellEnd"/>
       <w:r>
-        <w:rPr>
-          <w:lang w:val="en-US"/>
-        </w:rPr>
-        <w:t xml:space="preserve"> Board </w:t>
+        <w:t xml:space="preserve"> gibt, und </w:t>
+      </w:r>
+      <w:r>
+        <w:t>wie viele</w:t>
+      </w:r>
+      <w:r>
+        <w:t xml:space="preserve"> davon schon auf “</w:t>
       </w:r>
       <w:proofErr w:type="spellStart"/>
       <w:r>
-        <w:rPr>
-          <w:lang w:val="en-US"/>
-        </w:rPr>
-        <w:t>erkennt</w:t>
+        <w:t>done</w:t>
       </w:r>
       <w:proofErr w:type="spellEnd"/>
       <w:r>
-        <w:rPr>
-          <w:lang w:val="en-US"/>
-        </w:rPr>
-        <w:t xml:space="preserve"> man auf den Cards, </w:t>
-      </w:r>
-      <w:proofErr w:type="spellStart"/>
-      <w:r>
-        <w:rPr>
-          <w:lang w:val="en-US"/>
-        </w:rPr>
-        <w:t>wieviele</w:t>
-      </w:r>
-      <w:proofErr w:type="spellEnd"/>
-      <w:r>
-        <w:rPr>
-          <w:lang w:val="en-US"/>
-        </w:rPr>
-        <w:t xml:space="preserve"> Sub-Issues es </w:t>
-      </w:r>
-      <w:proofErr w:type="spellStart"/>
-      <w:r>
-        <w:rPr>
-          <w:lang w:val="en-US"/>
-        </w:rPr>
-        <w:t>zu</w:t>
-      </w:r>
-      <w:proofErr w:type="spellEnd"/>
-      <w:r>
-        <w:rPr>
-          <w:lang w:val="en-US"/>
-        </w:rPr>
-        <w:t xml:space="preserve"> </w:t>
-      </w:r>
-      <w:proofErr w:type="spellStart"/>
-      <w:r>
-        <w:rPr>
-          <w:lang w:val="en-US"/>
-        </w:rPr>
-        <w:t>einem</w:t>
-      </w:r>
-      <w:proofErr w:type="spellEnd"/>
-      <w:r>
-        <w:rPr>
-          <w:lang w:val="en-US"/>
-        </w:rPr>
-        <w:t xml:space="preserve"> Issue </w:t>
-      </w:r>
-      <w:proofErr w:type="spellStart"/>
-      <w:r>
-        <w:rPr>
-          <w:lang w:val="en-US"/>
-        </w:rPr>
-        <w:t>gibt</w:t>
-      </w:r>
-      <w:proofErr w:type="spellEnd"/>
-      <w:r>
-        <w:rPr>
-          <w:lang w:val="en-US"/>
-        </w:rPr>
-        <w:t xml:space="preserve">, und </w:t>
-      </w:r>
-      <w:proofErr w:type="spellStart"/>
-      <w:r>
-        <w:rPr>
-          <w:lang w:val="en-US"/>
-        </w:rPr>
-        <w:t>wieviele</w:t>
-      </w:r>
-      <w:proofErr w:type="spellEnd"/>
-      <w:r>
-        <w:rPr>
-          <w:lang w:val="en-US"/>
-        </w:rPr>
-        <w:t xml:space="preserve"> </w:t>
-      </w:r>
-      <w:proofErr w:type="spellStart"/>
-      <w:r>
-        <w:rPr>
-          <w:lang w:val="en-US"/>
-        </w:rPr>
-        <w:t>davon</w:t>
-      </w:r>
-      <w:proofErr w:type="spellEnd"/>
-      <w:r>
-        <w:rPr>
-          <w:lang w:val="en-US"/>
-        </w:rPr>
-        <w:t xml:space="preserve"> </w:t>
-      </w:r>
-      <w:proofErr w:type="spellStart"/>
-      <w:r>
-        <w:rPr>
-          <w:lang w:val="en-US"/>
-        </w:rPr>
-        <w:t>schon</w:t>
-      </w:r>
-      <w:proofErr w:type="spellEnd"/>
-      <w:r>
-        <w:rPr>
-          <w:lang w:val="en-US"/>
-        </w:rPr>
-        <w:t xml:space="preserve"> auf “done” </w:t>
-      </w:r>
-      <w:proofErr w:type="spellStart"/>
-      <w:r>
-        <w:rPr>
-          <w:lang w:val="en-US"/>
-        </w:rPr>
-        <w:t>sind</w:t>
-      </w:r>
-      <w:proofErr w:type="spellEnd"/>
-      <w:r>
-        <w:rPr>
-          <w:lang w:val="en-US"/>
-        </w:rPr>
-        <w:t>:</w:t>
-      </w:r>
+        <w:t>” sind:</w:t>
+      </w:r>
+    </w:p>
+    <w:p>
+      <w:pPr>
+        <w:rPr>
+          <w:lang w:val="en-US"/>
+        </w:rPr>
+      </w:pPr>
     </w:p>
     <w:p>
       <w:pPr>
@@ -5101,12 +4891,11 @@
           <w:noProof/>
           <w:lang w:val="en-US"/>
         </w:rPr>
-        <w:lastRenderedPageBreak/>
         <w:drawing>
-          <wp:inline distT="0" distB="0" distL="0" distR="0" wp14:anchorId="34A0D661" wp14:editId="6949B629">
-            <wp:extent cx="5760720" cy="2987040"/>
-            <wp:effectExtent l="0" t="0" r="0" b="3810"/>
-            <wp:docPr id="2092715683" name="Grafik 1" descr="Ein Bild, das Text, Screenshot, Schrift, Zahl enthält.&#10;&#10;KI-generierte Inhalte können fehlerhaft sein."/>
+          <wp:inline distT="0" distB="0" distL="0" distR="0" wp14:anchorId="4DAF610A" wp14:editId="3BE65FEE">
+            <wp:extent cx="5689600" cy="3346392"/>
+            <wp:effectExtent l="0" t="0" r="6350" b="6985"/>
+            <wp:docPr id="2106002052" name="Grafik 1" descr="Ein Bild, das Text, Screenshot, Software, Webseite enthält.&#10;&#10;KI-generierte Inhalte können fehlerhaft sein."/>
             <wp:cNvGraphicFramePr>
               <a:graphicFrameLocks xmlns:a="http://schemas.openxmlformats.org/drawingml/2006/main" noChangeAspect="1"/>
             </wp:cNvGraphicFramePr>
@@ -5114,7 +4903,7 @@
               <a:graphicData uri="http://schemas.openxmlformats.org/drawingml/2006/picture">
                 <pic:pic xmlns:pic="http://schemas.openxmlformats.org/drawingml/2006/picture">
                   <pic:nvPicPr>
-                    <pic:cNvPr id="2092715683" name="Grafik 1" descr="Ein Bild, das Text, Screenshot, Schrift, Zahl enthält.&#10;&#10;KI-generierte Inhalte können fehlerhaft sein."/>
+                    <pic:cNvPr id="2106002052" name="Grafik 1" descr="Ein Bild, das Text, Screenshot, Software, Webseite enthält.&#10;&#10;KI-generierte Inhalte können fehlerhaft sein."/>
                     <pic:cNvPicPr/>
                   </pic:nvPicPr>
                   <pic:blipFill>
@@ -5126,7 +4915,7 @@
                   <pic:spPr>
                     <a:xfrm>
                       <a:off x="0" y="0"/>
-                      <a:ext cx="5760720" cy="2987040"/>
+                      <a:ext cx="5697210" cy="3350868"/>
                     </a:xfrm>
                     <a:prstGeom prst="rect">
                       <a:avLst/>
@@ -5141,6 +4930,20 @@
     </w:p>
     <w:p>
       <w:pPr>
+        <w:spacing w:after="160"/>
+        <w:rPr>
+          <w:lang w:val="en-US"/>
+        </w:rPr>
+      </w:pPr>
+      <w:r>
+        <w:rPr>
+          <w:lang w:val="en-US"/>
+        </w:rPr>
+        <w:br w:type="page"/>
+      </w:r>
+    </w:p>
+    <w:p>
+      <w:pPr>
         <w:rPr>
           <w:lang w:val="en-US"/>
         </w:rPr>
@@ -5149,15 +4952,11 @@
     <w:p>
       <w:pPr>
         <w:pStyle w:val="berschrift2"/>
-        <w:numPr>
-          <w:ilvl w:val="1"/>
-          <w:numId w:val="7"/>
-        </w:numPr>
-        <w:rPr>
-          <w:lang w:val="en-US"/>
-        </w:rPr>
-      </w:pPr>
-      <w:bookmarkStart w:id="31" w:name="_Toc220433889"/>
+        <w:rPr>
+          <w:lang w:val="en-US"/>
+        </w:rPr>
+      </w:pPr>
+      <w:bookmarkStart w:id="24" w:name="_Toc221175594"/>
       <w:proofErr w:type="spellStart"/>
       <w:r>
         <w:rPr>
@@ -5186,7 +4985,7 @@
         </w:rPr>
         <w:t xml:space="preserve"> Status</w:t>
       </w:r>
-      <w:bookmarkEnd w:id="31"/>
+      <w:bookmarkEnd w:id="24"/>
     </w:p>
     <w:p>
       <w:r>
@@ -5299,9 +5098,9 @@
           <w:noProof/>
         </w:rPr>
         <w:drawing>
-          <wp:inline distT="0" distB="0" distL="0" distR="0" wp14:anchorId="17CEDEE0" wp14:editId="3B70054E">
-            <wp:extent cx="5760720" cy="3058795"/>
-            <wp:effectExtent l="0" t="0" r="0" b="8255"/>
+          <wp:inline distT="0" distB="0" distL="0" distR="0" wp14:anchorId="17CEDEE0" wp14:editId="57BB31C5">
+            <wp:extent cx="5489248" cy="2914650"/>
+            <wp:effectExtent l="0" t="0" r="0" b="0"/>
             <wp:docPr id="1973164213" name="Grafik 1" descr="Ein Bild, das Screenshot, Text, Software, Multimedia-Software enthält.&#10;&#10;KI-generierte Inhalte können fehlerhaft sein."/>
             <wp:cNvGraphicFramePr>
               <a:graphicFrameLocks xmlns:a="http://schemas.openxmlformats.org/drawingml/2006/main" noChangeAspect="1"/>
@@ -5322,7 +5121,7 @@
                   <pic:spPr>
                     <a:xfrm>
                       <a:off x="0" y="0"/>
-                      <a:ext cx="5760720" cy="3058795"/>
+                      <a:ext cx="5494438" cy="2917406"/>
                     </a:xfrm>
                     <a:prstGeom prst="rect">
                       <a:avLst/>
@@ -5339,22 +5138,18 @@
     <w:p>
       <w:pPr>
         <w:pStyle w:val="berschrift2"/>
-        <w:numPr>
-          <w:ilvl w:val="1"/>
-          <w:numId w:val="7"/>
-        </w:numPr>
-        <w:rPr>
-          <w:lang w:val="en-US"/>
-        </w:rPr>
-      </w:pPr>
-      <w:bookmarkStart w:id="32" w:name="_Toc220433890"/>
+        <w:rPr>
+          <w:lang w:val="en-US"/>
+        </w:rPr>
+      </w:pPr>
+      <w:bookmarkStart w:id="25" w:name="_Toc221175595"/>
       <w:r>
         <w:rPr>
           <w:lang w:val="en-US"/>
         </w:rPr>
         <w:t>Branches</w:t>
       </w:r>
-      <w:bookmarkEnd w:id="32"/>
+      <w:bookmarkEnd w:id="25"/>
     </w:p>
     <w:p>
       <w:r>
@@ -5423,10 +5218,9 @@
           <w:u w:val="single"/>
           <w:lang w:val="en-US"/>
         </w:rPr>
-        <w:lastRenderedPageBreak/>
         <w:drawing>
-          <wp:inline distT="0" distB="0" distL="0" distR="0" wp14:anchorId="3757BF42" wp14:editId="5D974C58">
-            <wp:extent cx="5760720" cy="2405380"/>
+          <wp:inline distT="0" distB="0" distL="0" distR="0" wp14:anchorId="3757BF42" wp14:editId="4099121F">
+            <wp:extent cx="5488940" cy="2291899"/>
             <wp:effectExtent l="0" t="0" r="0" b="0"/>
             <wp:docPr id="764224560" name="Grafik 1" descr="Ein Bild, das Text, Screenshot, Software, Zahl enthält.&#10;&#10;KI-generierte Inhalte können fehlerhaft sein."/>
             <wp:cNvGraphicFramePr>
@@ -5448,7 +5242,7 @@
                   <pic:spPr>
                     <a:xfrm>
                       <a:off x="0" y="0"/>
-                      <a:ext cx="5760720" cy="2405380"/>
+                      <a:ext cx="5505648" cy="2298876"/>
                     </a:xfrm>
                     <a:prstGeom prst="rect">
                       <a:avLst/>
@@ -5487,13 +5281,11 @@
       <w:r>
         <w:t xml:space="preserve">ullen und in den </w:t>
       </w:r>
-      <w:proofErr w:type="spellStart"/>
-      <w:r>
-        <w:t>nenbranch</w:t>
-      </w:r>
-      <w:proofErr w:type="spellEnd"/>
-      <w:r>
-        <w:t xml:space="preserve"> wechseln</w:t>
+      <w:r>
+        <w:t>neuen B</w:t>
+      </w:r>
+      <w:r>
+        <w:t>ranch wechseln</w:t>
       </w:r>
     </w:p>
     <w:p>
@@ -5566,180 +5358,197 @@
           <w:i/>
           <w:iCs/>
         </w:rPr>
-        <w:t xml:space="preserve"> pull (</w:t>
-      </w:r>
-      <w:proofErr w:type="gramStart"/>
+        <w:t xml:space="preserve"> pull (zum </w:t>
+      </w:r>
       <w:r>
         <w:rPr>
           <w:i/>
           <w:iCs/>
         </w:rPr>
-        <w:t xml:space="preserve">zum </w:t>
-      </w:r>
-      <w:proofErr w:type="spellStart"/>
+        <w:t>D</w:t>
+      </w:r>
       <w:r>
         <w:rPr>
           <w:i/>
           <w:iCs/>
         </w:rPr>
-        <w:t>downloaden</w:t>
-      </w:r>
-      <w:proofErr w:type="spellEnd"/>
-      <w:proofErr w:type="gramEnd"/>
+        <w:t>ownloaden der neuen</w:t>
+      </w:r>
       <w:r>
         <w:rPr>
           <w:i/>
           <w:iCs/>
         </w:rPr>
-        <w:t xml:space="preserve"> der neuen </w:t>
-      </w:r>
-      <w:proofErr w:type="spellStart"/>
+        <w:t xml:space="preserve"> B</w:t>
+      </w:r>
       <w:r>
         <w:rPr>
           <w:i/>
           <w:iCs/>
         </w:rPr>
-        <w:t>branch</w:t>
-      </w:r>
-      <w:proofErr w:type="spellEnd"/>
-      <w:r>
+        <w:t>ranch)</w:t>
+      </w:r>
+    </w:p>
+    <w:p>
+      <w:pPr>
         <w:rPr>
           <w:i/>
           <w:iCs/>
         </w:rPr>
-        <w:t>)</w:t>
-      </w:r>
-    </w:p>
-    <w:p>
-      <w:pPr>
+      </w:pPr>
+      <w:proofErr w:type="spellStart"/>
+      <w:r>
         <w:rPr>
           <w:i/>
           <w:iCs/>
         </w:rPr>
-      </w:pPr>
-      <w:proofErr w:type="spellStart"/>
+        <w:t>git</w:t>
+      </w:r>
+      <w:proofErr w:type="spellEnd"/>
       <w:r>
         <w:rPr>
           <w:i/>
           <w:iCs/>
         </w:rPr>
-        <w:t>git</w:t>
-      </w:r>
-      <w:proofErr w:type="spellEnd"/>
+        <w:t xml:space="preserve"> </w:t>
+      </w:r>
+      <w:proofErr w:type="spellStart"/>
       <w:r>
         <w:rPr>
           <w:i/>
           <w:iCs/>
         </w:rPr>
-        <w:t xml:space="preserve"> </w:t>
-      </w:r>
-      <w:proofErr w:type="spellStart"/>
+        <w:t>checkout</w:t>
+      </w:r>
+      <w:proofErr w:type="spellEnd"/>
       <w:r>
         <w:rPr>
           <w:i/>
           <w:iCs/>
         </w:rPr>
-        <w:t>checkout</w:t>
-      </w:r>
-      <w:proofErr w:type="spellEnd"/>
+        <w:t xml:space="preserve"> </w:t>
+      </w:r>
       <w:r>
         <w:rPr>
           <w:i/>
           <w:iCs/>
         </w:rPr>
+        <w:t>NEWBRANCH</w:t>
+      </w:r>
+    </w:p>
+    <w:p>
+      <w:pPr>
+        <w:pStyle w:val="berschrift2"/>
+        <w:rPr>
+          <w:lang w:val="en-US"/>
+        </w:rPr>
+      </w:pPr>
+      <w:bookmarkStart w:id="26" w:name="_Toc221175596"/>
+      <w:proofErr w:type="gramStart"/>
+      <w:r>
+        <w:rPr>
+          <w:lang w:val="en-US"/>
+        </w:rPr>
+        <w:lastRenderedPageBreak/>
+        <w:t>Commits</w:t>
+      </w:r>
+      <w:bookmarkEnd w:id="26"/>
+      <w:proofErr w:type="gramEnd"/>
+    </w:p>
+    <w:p>
+      <w:pPr>
+        <w:rPr>
+          <w:rStyle w:val="IntensiverVerweis"/>
+        </w:rPr>
+      </w:pPr>
+      <w:r>
+        <w:t xml:space="preserve">Commit-Messages haben diese </w:t>
+      </w:r>
+      <w:proofErr w:type="spellStart"/>
+      <w:r>
+        <w:t>Stru</w:t>
+      </w:r>
+      <w:r>
+        <w:t>ctur</w:t>
+      </w:r>
+      <w:proofErr w:type="spellEnd"/>
+      <w:r>
+        <w:t>:</w:t>
+      </w:r>
+      <w:r>
         <w:t xml:space="preserve"> </w:t>
       </w:r>
-      <w:proofErr w:type="spellStart"/>
-      <w:r>
-        <w:rPr>
-          <w:i/>
-          <w:iCs/>
-        </w:rPr>
-        <w:t>ne</w:t>
-      </w:r>
-      <w:r>
-        <w:rPr>
-          <w:i/>
-          <w:iCs/>
-        </w:rPr>
-        <w:t>w</w:t>
-      </w:r>
-      <w:r>
-        <w:rPr>
-          <w:i/>
-          <w:iCs/>
-        </w:rPr>
-        <w:t>branch</w:t>
-      </w:r>
-      <w:proofErr w:type="spellEnd"/>
-    </w:p>
-    <w:p>
-      <w:pPr>
-        <w:rPr>
-          <w:u w:val="single"/>
-        </w:rPr>
-      </w:pPr>
-    </w:p>
-    <w:p>
-      <w:pPr>
-        <w:pStyle w:val="berschrift2"/>
-        <w:numPr>
-          <w:ilvl w:val="1"/>
-          <w:numId w:val="7"/>
-        </w:numPr>
-        <w:rPr>
-          <w:lang w:val="en-US"/>
-        </w:rPr>
-      </w:pPr>
-      <w:bookmarkStart w:id="33" w:name="_Toc220433891"/>
-      <w:proofErr w:type="gramStart"/>
-      <w:r>
-        <w:rPr>
-          <w:lang w:val="en-US"/>
-        </w:rPr>
-        <w:t>Commits</w:t>
-      </w:r>
-      <w:bookmarkEnd w:id="33"/>
-      <w:proofErr w:type="gramEnd"/>
-    </w:p>
-    <w:p>
-      <w:pPr>
-        <w:rPr>
-          <w:lang w:val="en-US"/>
-        </w:rPr>
-      </w:pPr>
-      <w:r>
-        <w:t xml:space="preserve">Commit-Messages haben diese </w:t>
-      </w:r>
-      <w:proofErr w:type="spellStart"/>
-      <w:r>
-        <w:t>Stru</w:t>
-      </w:r>
-      <w:r>
-        <w:t>ctur</w:t>
-      </w:r>
-      <w:proofErr w:type="spellEnd"/>
-      <w:r>
-        <w:t xml:space="preserve">: </w:t>
+      <w:r>
+        <w:rPr>
+          <w:rStyle w:val="IntensiverVerweis"/>
+        </w:rPr>
+        <w:fldChar w:fldCharType="begin"/>
+      </w:r>
+      <w:r>
+        <w:rPr>
+          <w:rStyle w:val="IntensiverVerweis"/>
+        </w:rPr>
+        <w:instrText xml:space="preserve"> REF _Ref221174863 \r \h </w:instrText>
+      </w:r>
+      <w:r>
+        <w:rPr>
+          <w:rStyle w:val="IntensiverVerweis"/>
+        </w:rPr>
+      </w:r>
+      <w:r>
+        <w:rPr>
+          <w:rStyle w:val="IntensiverVerweis"/>
+        </w:rPr>
+        <w:instrText xml:space="preserve"> \* MERGEFORMAT </w:instrText>
+      </w:r>
+      <w:r>
+        <w:rPr>
+          <w:rStyle w:val="IntensiverVerweis"/>
+        </w:rPr>
+        <w:fldChar w:fldCharType="separate"/>
+      </w:r>
+      <w:r>
+        <w:rPr>
+          <w:rStyle w:val="IntensiverVerweis"/>
+        </w:rPr>
+        <w:t>1.5</w:t>
+      </w:r>
+      <w:r>
+        <w:rPr>
+          <w:rStyle w:val="IntensiverVerweis"/>
+        </w:rPr>
+        <w:fldChar w:fldCharType="end"/>
+      </w:r>
+      <w:r>
+        <w:rPr>
+          <w:rStyle w:val="IntensiverVerweis"/>
+        </w:rPr>
+        <w:t xml:space="preserve"> </w:t>
+      </w:r>
+      <w:r>
+        <w:rPr>
+          <w:rStyle w:val="IntensiverVerweis"/>
+        </w:rPr>
+        <w:t xml:space="preserve"> </w:t>
       </w:r>
       <w:hyperlink w:anchor="_Commit_message:" w:history="1">
         <w:r>
           <w:rPr>
-            <w:rStyle w:val="Hyperlink"/>
+            <w:rStyle w:val="IntensiverVerweis"/>
           </w:rPr>
           <w:t xml:space="preserve">Commit </w:t>
         </w:r>
         <w:proofErr w:type="spellStart"/>
         <w:r>
           <w:rPr>
-            <w:rStyle w:val="Hyperlink"/>
+            <w:rStyle w:val="IntensiverVerweis"/>
           </w:rPr>
           <w:t>message</w:t>
         </w:r>
         <w:proofErr w:type="spellEnd"/>
         <w:r>
           <w:rPr>
-            <w:rStyle w:val="Hyperlink"/>
+            <w:rStyle w:val="IntensiverVerweis"/>
           </w:rPr>
           <w:t>:</w:t>
         </w:r>
@@ -5755,22 +5564,18 @@
     <w:p>
       <w:pPr>
         <w:pStyle w:val="berschrift2"/>
-        <w:numPr>
-          <w:ilvl w:val="1"/>
-          <w:numId w:val="7"/>
-        </w:numPr>
-        <w:rPr>
-          <w:lang w:val="en-US"/>
-        </w:rPr>
-      </w:pPr>
-      <w:bookmarkStart w:id="34" w:name="_Toc220433892"/>
+        <w:rPr>
+          <w:lang w:val="en-US"/>
+        </w:rPr>
+      </w:pPr>
+      <w:bookmarkStart w:id="27" w:name="_Toc221175597"/>
       <w:r>
         <w:rPr>
           <w:lang w:val="en-US"/>
         </w:rPr>
         <w:t>Review</w:t>
       </w:r>
-      <w:bookmarkEnd w:id="34"/>
+      <w:bookmarkEnd w:id="27"/>
     </w:p>
     <w:p>
       <w:r>
@@ -5889,10 +5694,17 @@
           <w:u w:val="single"/>
         </w:rPr>
       </w:pPr>
-      <w:r>
+    </w:p>
+    <w:p>
+      <w:pPr>
         <w:rPr>
           <w:u w:val="single"/>
         </w:rPr>
+      </w:pPr>
+      <w:r>
+        <w:rPr>
+          <w:u w:val="single"/>
+        </w:rPr>
         <w:t xml:space="preserve">Und über Kommentare mit den Teammitgliedern </w:t>
       </w:r>
       <w:r>
@@ -5908,7 +5720,6 @@
         <w:rPr>
           <w:noProof/>
         </w:rPr>
-        <w:lastRenderedPageBreak/>
         <w:drawing>
           <wp:inline distT="0" distB="0" distL="0" distR="0" wp14:anchorId="0F8F96BD" wp14:editId="36A7FE3D">
             <wp:extent cx="5512083" cy="1593932"/>
@@ -5947,138 +5758,131 @@
       </w:r>
     </w:p>
     <w:p/>
+    <w:p>
+      <w:pPr>
+        <w:spacing w:after="160"/>
+      </w:pPr>
+      <w:r>
+        <w:br w:type="page"/>
+      </w:r>
+    </w:p>
+    <w:p>
+      <w:pPr>
+        <w:pStyle w:val="berschrift2"/>
+        <w:rPr>
+          <w:lang w:val="en-US"/>
+        </w:rPr>
+      </w:pPr>
+      <w:bookmarkStart w:id="28" w:name="_Toc221175598"/>
+      <w:r>
+        <w:rPr>
+          <w:lang w:val="en-US"/>
+        </w:rPr>
+        <w:lastRenderedPageBreak/>
+        <w:t>Testing</w:t>
+      </w:r>
+      <w:bookmarkEnd w:id="28"/>
+    </w:p>
+    <w:p>
+      <w:pPr>
+        <w:pStyle w:val="berschrift3"/>
+      </w:pPr>
+      <w:bookmarkStart w:id="29" w:name="_Toc221175599"/>
+      <w:r>
+        <w:t>Unit</w:t>
+      </w:r>
+      <w:r>
+        <w:t xml:space="preserve"> Tests</w:t>
+      </w:r>
+      <w:bookmarkEnd w:id="29"/>
+    </w:p>
+    <w:p>
+      <w:r>
+        <w:t>Pro Method sind mindestens zwei Unit Tests zu schrieben. Es sind positive und negative Testfälle zu schreiben.</w:t>
+      </w:r>
+    </w:p>
     <w:p/>
     <w:p>
-      <w:pPr>
-        <w:pStyle w:val="berschrift2"/>
-        <w:numPr>
-          <w:ilvl w:val="1"/>
-          <w:numId w:val="7"/>
-        </w:numPr>
-        <w:rPr>
-          <w:lang w:val="en-US"/>
-        </w:rPr>
-      </w:pPr>
-      <w:bookmarkStart w:id="35" w:name="_Toc220433893"/>
-      <w:r>
-        <w:rPr>
-          <w:lang w:val="en-US"/>
-        </w:rPr>
-        <w:t>Testing</w:t>
-      </w:r>
-      <w:bookmarkEnd w:id="35"/>
-    </w:p>
-    <w:p>
-      <w:pPr>
-        <w:pStyle w:val="berschrift3"/>
-        <w:numPr>
-          <w:ilvl w:val="2"/>
-          <w:numId w:val="7"/>
-        </w:numPr>
-      </w:pPr>
-      <w:bookmarkStart w:id="36" w:name="_Toc220433894"/>
-      <w:r>
-        <w:t>Unit</w:t>
-      </w:r>
-      <w:r>
-        <w:t xml:space="preserve"> Tests</w:t>
-      </w:r>
-      <w:bookmarkEnd w:id="36"/>
-    </w:p>
-    <w:p>
-      <w:r>
-        <w:t>Pro Method sind mindestens zwei Unit Tests zu schrieben. Es sind positive und negative Testfälle zu schreiben.</w:t>
+      <w:r>
+        <w:t xml:space="preserve">Pro Klasse wird eine Testklasse erzeugt, Die Testmethoden </w:t>
+      </w:r>
+      <w:r>
+        <w:t>können,</w:t>
+      </w:r>
+      <w:r>
+        <w:t xml:space="preserve"> wie die Methoden in der Klasse heißen (und dort mehrere Test</w:t>
+      </w:r>
+      <w:r>
+        <w:t>s</w:t>
+      </w:r>
+      <w:r>
+        <w:t xml:space="preserve"> enthalten)</w:t>
+      </w:r>
+      <w:r>
+        <w:t>,</w:t>
+      </w:r>
+      <w:r>
+        <w:t xml:space="preserve"> oder auch spezifischer Namen haben und jeweils nur einen Test für diese Methode durchführen.</w:t>
       </w:r>
     </w:p>
     <w:p/>
     <w:p>
       <w:r>
-        <w:t xml:space="preserve">Pro Klasse wird eine Testklasse erzeugt, Die Testmethoden </w:t>
-      </w:r>
-      <w:proofErr w:type="gramStart"/>
-      <w:r>
-        <w:t>können</w:t>
-      </w:r>
-      <w:proofErr w:type="gramEnd"/>
-      <w:r>
-        <w:t xml:space="preserve"> wie die Methoden in der Klasse heißen (und dort mehrere Test</w:t>
-      </w:r>
-      <w:r>
-        <w:t>s</w:t>
-      </w:r>
-      <w:r>
-        <w:t xml:space="preserve"> enthalten</w:t>
-      </w:r>
-      <w:proofErr w:type="gramStart"/>
-      <w:r>
-        <w:t>)</w:t>
-      </w:r>
-      <w:r>
-        <w:t xml:space="preserve">, </w:t>
-      </w:r>
-      <w:r>
-        <w:t xml:space="preserve"> oder</w:t>
-      </w:r>
-      <w:proofErr w:type="gramEnd"/>
-      <w:r>
-        <w:t xml:space="preserve"> auch spezifischer Namen haben und jeweils nur einen Test für diese Methode durchführen.</w:t>
+        <w:t xml:space="preserve">Einfache Erzeugung der Testklasse in </w:t>
+      </w:r>
+      <w:proofErr w:type="spellStart"/>
+      <w:r>
+        <w:t>IntelliJ</w:t>
+      </w:r>
+      <w:proofErr w:type="spellEnd"/>
+      <w:r>
+        <w:t>:</w:t>
+      </w:r>
+    </w:p>
+    <w:p>
+      <w:r>
+        <w:t>In die Klasse stellen:</w:t>
+      </w:r>
+    </w:p>
+    <w:p>
+      <w:r>
+        <w:t xml:space="preserve">STRG+SHIFT+T </w:t>
+      </w:r>
+      <w:r>
+        <w:sym w:font="Wingdings" w:char="F0E0"/>
+      </w:r>
+      <w:r>
+        <w:t xml:space="preserve"> </w:t>
+      </w:r>
+      <w:proofErr w:type="spellStart"/>
+      <w:r>
+        <w:t>create</w:t>
+      </w:r>
+      <w:proofErr w:type="spellEnd"/>
+      <w:r>
+        <w:t xml:space="preserve"> </w:t>
+      </w:r>
+      <w:proofErr w:type="spellStart"/>
+      <w:r>
+        <w:t>new</w:t>
+      </w:r>
+      <w:proofErr w:type="spellEnd"/>
+      <w:r>
+        <w:t xml:space="preserve"> Test --</w:t>
+      </w:r>
+      <w:r>
+        <w:sym w:font="Wingdings" w:char="F0E0"/>
+      </w:r>
+      <w:r>
+        <w:t xml:space="preserve"> danach unbedingt die Members mitauswählen:</w:t>
       </w:r>
     </w:p>
     <w:p/>
     <w:p>
       <w:r>
-        <w:t xml:space="preserve">Einfache Erzeugung der Testklasse in </w:t>
-      </w:r>
-      <w:proofErr w:type="spellStart"/>
-      <w:r>
-        <w:t>IntelliJ</w:t>
-      </w:r>
-      <w:proofErr w:type="spellEnd"/>
-      <w:r>
-        <w:t>:</w:t>
-      </w:r>
-    </w:p>
-    <w:p>
-      <w:r>
-        <w:t>In die Klasse stellen:</w:t>
-      </w:r>
-    </w:p>
-    <w:p>
-      <w:r>
-        <w:t xml:space="preserve">STRG+SHIFT+T </w:t>
-      </w:r>
-      <w:r>
-        <w:sym w:font="Wingdings" w:char="F0E0"/>
-      </w:r>
-      <w:r>
-        <w:t xml:space="preserve"> </w:t>
-      </w:r>
-      <w:proofErr w:type="spellStart"/>
-      <w:r>
-        <w:t>create</w:t>
-      </w:r>
-      <w:proofErr w:type="spellEnd"/>
-      <w:r>
-        <w:t xml:space="preserve"> </w:t>
-      </w:r>
-      <w:proofErr w:type="spellStart"/>
-      <w:r>
-        <w:t>new</w:t>
-      </w:r>
-      <w:proofErr w:type="spellEnd"/>
-      <w:r>
-        <w:t xml:space="preserve"> Test --</w:t>
-      </w:r>
-      <w:r>
-        <w:sym w:font="Wingdings" w:char="F0E0"/>
-      </w:r>
-      <w:r>
-        <w:t xml:space="preserve"> danach unbedingt die Members mitauswählen:</w:t>
-      </w:r>
-    </w:p>
-    <w:p/>
-    <w:p>
-      <w:r>
+        <w:rPr>
+          <w:noProof/>
+        </w:rPr>
         <w:drawing>
           <wp:inline distT="0" distB="0" distL="0" distR="0" wp14:anchorId="52C62468" wp14:editId="508E05FB">
             <wp:extent cx="4004966" cy="1033027"/>
@@ -6116,12 +5920,16 @@
         </w:drawing>
       </w:r>
     </w:p>
-    <w:p>
-      <w:r>
+    <w:p/>
+    <w:p>
+      <w:r>
+        <w:rPr>
+          <w:noProof/>
+        </w:rPr>
         <w:drawing>
-          <wp:inline distT="0" distB="0" distL="0" distR="0" wp14:anchorId="47861135" wp14:editId="6B2D98F1">
-            <wp:extent cx="3558857" cy="3115704"/>
-            <wp:effectExtent l="0" t="0" r="3810" b="8890"/>
+          <wp:inline distT="0" distB="0" distL="0" distR="0" wp14:anchorId="47861135" wp14:editId="6C5B55FA">
+            <wp:extent cx="4089400" cy="3580183"/>
+            <wp:effectExtent l="0" t="0" r="6350" b="1270"/>
             <wp:docPr id="1377349062" name="Grafik 1" descr="Ein Bild, das Text, Screenshot, Software, Display enthält.&#10;&#10;KI-generierte Inhalte können fehlerhaft sein."/>
             <wp:cNvGraphicFramePr>
               <a:graphicFrameLocks xmlns:a="http://schemas.openxmlformats.org/drawingml/2006/main" noChangeAspect="1"/>
@@ -6142,7 +5950,7 @@
                   <pic:spPr>
                     <a:xfrm>
                       <a:off x="0" y="0"/>
-                      <a:ext cx="3561876" cy="3118347"/>
+                      <a:ext cx="4097926" cy="3587647"/>
                     </a:xfrm>
                     <a:prstGeom prst="rect">
                       <a:avLst/>
@@ -6158,7 +5966,16 @@
     <w:p/>
     <w:p/>
     <w:p>
-      <w:r>
+      <w:pPr>
+        <w:spacing w:after="160"/>
+      </w:pPr>
+      <w:r>
+        <w:br w:type="page"/>
+      </w:r>
+    </w:p>
+    <w:p>
+      <w:r>
+        <w:lastRenderedPageBreak/>
         <w:t xml:space="preserve">Bespiel: Klasse </w:t>
       </w:r>
       <w:proofErr w:type="gramStart"/>
@@ -6185,9 +6002,9 @@
           <w:noProof/>
         </w:rPr>
         <w:drawing>
-          <wp:inline distT="0" distB="0" distL="0" distR="0" wp14:anchorId="4FA12ED8" wp14:editId="72396614">
-            <wp:extent cx="4778387" cy="4352799"/>
-            <wp:effectExtent l="0" t="0" r="3175" b="0"/>
+          <wp:inline distT="0" distB="0" distL="0" distR="0" wp14:anchorId="4FA12ED8" wp14:editId="4C9A34D2">
+            <wp:extent cx="4280109" cy="3898900"/>
+            <wp:effectExtent l="0" t="0" r="6350" b="6350"/>
             <wp:docPr id="1318977991" name="Grafik 1" descr="Ein Bild, das Text, Screenshot, Software, Multimedia-Software enthält.&#10;&#10;KI-generierte Inhalte können fehlerhaft sein."/>
             <wp:cNvGraphicFramePr>
               <a:graphicFrameLocks xmlns:a="http://schemas.openxmlformats.org/drawingml/2006/main" noChangeAspect="1"/>
@@ -6208,7 +6025,7 @@
                   <pic:spPr>
                     <a:xfrm>
                       <a:off x="0" y="0"/>
-                      <a:ext cx="4780607" cy="4354821"/>
+                      <a:ext cx="4286619" cy="3904830"/>
                     </a:xfrm>
                     <a:prstGeom prst="rect">
                       <a:avLst/>
@@ -6223,19 +6040,141 @@
     </w:p>
     <w:p/>
     <w:p>
+      <w:r>
+        <w:t xml:space="preserve">Test können in der </w:t>
+      </w:r>
+      <w:r>
+        <w:t>IDE</w:t>
+      </w:r>
+      <w:r>
+        <w:t xml:space="preserve"> (wir verwenden </w:t>
+      </w:r>
+      <w:proofErr w:type="spellStart"/>
+      <w:r>
+        <w:t>IntelliJ</w:t>
+      </w:r>
+      <w:proofErr w:type="spellEnd"/>
+      <w:r>
+        <w:t xml:space="preserve">) direkt in der Testklasse ausgeführt werden („Run“-Button neben der Klasse oder den einzelnen Methoden). </w:t>
+      </w:r>
+    </w:p>
+    <w:p/>
+    <w:p>
+      <w:r>
+        <w:t>Es können auch alle Test</w:t>
+      </w:r>
+      <w:r>
+        <w:t>s</w:t>
+      </w:r>
+      <w:r>
+        <w:t xml:space="preserve"> des </w:t>
+      </w:r>
+      <w:r>
+        <w:t>Projekts auf</w:t>
+      </w:r>
+      <w:r>
+        <w:t xml:space="preserve"> einmal in der DIE getestet werden:</w:t>
+      </w:r>
+    </w:p>
+    <w:p>
+      <w:pPr>
+        <w:pStyle w:val="Listenabsatz"/>
+        <w:numPr>
+          <w:ilvl w:val="0"/>
+          <w:numId w:val="17"/>
+        </w:numPr>
+      </w:pPr>
+      <w:r>
+        <w:t xml:space="preserve">Im Projektbaum auf </w:t>
+      </w:r>
+      <w:proofErr w:type="spellStart"/>
+      <w:r>
+        <w:rPr>
+          <w:b/>
+          <w:bCs/>
+        </w:rPr>
+        <w:t>src</w:t>
+      </w:r>
+      <w:proofErr w:type="spellEnd"/>
+      <w:r>
+        <w:rPr>
+          <w:b/>
+          <w:bCs/>
+        </w:rPr>
+        <w:t>/</w:t>
+      </w:r>
+      <w:proofErr w:type="spellStart"/>
+      <w:r>
+        <w:rPr>
+          <w:b/>
+          <w:bCs/>
+        </w:rPr>
+        <w:t>test</w:t>
+      </w:r>
+      <w:proofErr w:type="spellEnd"/>
+      <w:r>
+        <w:rPr>
+          <w:b/>
+          <w:bCs/>
+        </w:rPr>
+        <w:t>/</w:t>
+      </w:r>
+      <w:proofErr w:type="spellStart"/>
+      <w:r>
+        <w:rPr>
+          <w:b/>
+          <w:bCs/>
+        </w:rPr>
+        <w:t>java</w:t>
+      </w:r>
+      <w:proofErr w:type="spellEnd"/>
+      <w:r>
+        <w:t xml:space="preserve"> </w:t>
+      </w:r>
+      <w:r>
+        <w:sym w:font="Wingdings" w:char="F0E0"/>
+      </w:r>
+      <w:r>
+        <w:t xml:space="preserve"> </w:t>
+      </w:r>
+      <w:r>
+        <w:rPr>
+          <w:b/>
+          <w:bCs/>
+        </w:rPr>
+        <w:t>Rechtsklick</w:t>
+      </w:r>
+    </w:p>
+    <w:p>
+      <w:pPr>
+        <w:pStyle w:val="Listenabsatz"/>
+        <w:numPr>
+          <w:ilvl w:val="0"/>
+          <w:numId w:val="17"/>
+        </w:numPr>
+      </w:pPr>
+      <w:r>
+        <w:rPr>
+          <w:b/>
+          <w:bCs/>
+        </w:rPr>
+        <w:t>Run 'All Tests'</w:t>
+      </w:r>
+      <w:r>
+        <w:t xml:space="preserve"> </w:t>
+      </w:r>
+    </w:p>
+    <w:p/>
+    <w:p>
       <w:pPr>
         <w:pStyle w:val="berschrift3"/>
-        <w:numPr>
-          <w:ilvl w:val="2"/>
-          <w:numId w:val="7"/>
-        </w:numPr>
-      </w:pPr>
-      <w:bookmarkStart w:id="37" w:name="_Toc220433895"/>
+      </w:pPr>
+      <w:bookmarkStart w:id="30" w:name="_Toc221175600"/>
       <w:proofErr w:type="gramStart"/>
       <w:r>
         <w:t>CI Workflow</w:t>
       </w:r>
-      <w:bookmarkEnd w:id="37"/>
+      <w:bookmarkEnd w:id="30"/>
       <w:proofErr w:type="gramEnd"/>
     </w:p>
     <w:p>
@@ -6267,77 +6206,91 @@
       </w:r>
       <w:r>
         <w:rPr>
-          <w:color w:val="227ACB"/>
+          <w:rStyle w:val="IntensiverVerweis"/>
         </w:rPr>
         <w:fldChar w:fldCharType="begin"/>
       </w:r>
       <w:r>
         <w:rPr>
-          <w:color w:val="227ACB"/>
+          <w:rStyle w:val="IntensiverVerweis"/>
         </w:rPr>
         <w:instrText xml:space="preserve"> REF _Ref218534535 \r \h </w:instrText>
       </w:r>
       <w:r>
         <w:rPr>
-          <w:color w:val="227ACB"/>
-        </w:rPr>
-      </w:r>
-      <w:r>
-        <w:rPr>
-          <w:color w:val="227ACB"/>
+          <w:rStyle w:val="IntensiverVerweis"/>
+        </w:rPr>
+      </w:r>
+      <w:r>
+        <w:rPr>
+          <w:rStyle w:val="IntensiverVerweis"/>
+        </w:rPr>
+        <w:instrText xml:space="preserve"> \* MERGEFORMAT </w:instrText>
+      </w:r>
+      <w:r>
+        <w:rPr>
+          <w:rStyle w:val="IntensiverVerweis"/>
         </w:rPr>
         <w:fldChar w:fldCharType="separate"/>
       </w:r>
       <w:r>
         <w:rPr>
-          <w:color w:val="227ACB"/>
+          <w:rStyle w:val="IntensiverVerweis"/>
         </w:rPr>
         <w:t>1.3</w:t>
       </w:r>
       <w:r>
         <w:rPr>
-          <w:color w:val="227ACB"/>
+          <w:rStyle w:val="IntensiverVerweis"/>
         </w:rPr>
         <w:fldChar w:fldCharType="end"/>
       </w:r>
       <w:r>
         <w:rPr>
-          <w:color w:val="227ACB"/>
+          <w:rStyle w:val="IntensiverVerweis"/>
         </w:rPr>
         <w:t xml:space="preserve"> </w:t>
       </w:r>
       <w:r>
         <w:rPr>
-          <w:color w:val="227ACB"/>
+          <w:rStyle w:val="IntensiverVerweis"/>
         </w:rPr>
         <w:fldChar w:fldCharType="begin"/>
       </w:r>
       <w:r>
         <w:rPr>
-          <w:color w:val="227ACB"/>
+          <w:rStyle w:val="IntensiverVerweis"/>
         </w:rPr>
         <w:instrText xml:space="preserve"> REF _Ref218534535 \h </w:instrText>
       </w:r>
       <w:r>
         <w:rPr>
-          <w:color w:val="227ACB"/>
-        </w:rPr>
-      </w:r>
-      <w:r>
-        <w:rPr>
-          <w:color w:val="227ACB"/>
+          <w:rStyle w:val="IntensiverVerweis"/>
+        </w:rPr>
+      </w:r>
+      <w:r>
+        <w:rPr>
+          <w:rStyle w:val="IntensiverVerweis"/>
+        </w:rPr>
+        <w:instrText xml:space="preserve"> \* MERGEFORMAT </w:instrText>
+      </w:r>
+      <w:r>
+        <w:rPr>
+          <w:rStyle w:val="IntensiverVerweis"/>
         </w:rPr>
         <w:fldChar w:fldCharType="separate"/>
       </w:r>
-      <w:r>
-        <w:rPr>
-          <w:lang w:val="en-US"/>
+      <w:proofErr w:type="spellStart"/>
+      <w:r>
+        <w:rPr>
+          <w:rStyle w:val="IntensiverVerweis"/>
         </w:rPr>
         <w:t>Branches</w:t>
       </w:r>
-      <w:r>
-        <w:rPr>
-          <w:color w:val="227ACB"/>
+      <w:proofErr w:type="spellEnd"/>
+      <w:r>
+        <w:rPr>
+          <w:rStyle w:val="IntensiverVerweis"/>
         </w:rPr>
         <w:fldChar w:fldCharType="end"/>
       </w:r>
@@ -6457,23 +6410,18 @@
     <w:p>
       <w:pPr>
         <w:pStyle w:val="berschrift2"/>
-        <w:numPr>
-          <w:ilvl w:val="1"/>
-          <w:numId w:val="7"/>
-        </w:numPr>
-        <w:rPr>
-          <w:lang w:val="en-US"/>
-        </w:rPr>
-      </w:pPr>
-      <w:bookmarkStart w:id="38" w:name="_Toc220433896"/>
-      <w:r>
-        <w:rPr>
-          <w:lang w:val="en-US"/>
-        </w:rPr>
-        <w:lastRenderedPageBreak/>
+        <w:rPr>
+          <w:lang w:val="en-US"/>
+        </w:rPr>
+      </w:pPr>
+      <w:bookmarkStart w:id="31" w:name="_Toc221175601"/>
+      <w:r>
+        <w:rPr>
+          <w:lang w:val="en-US"/>
+        </w:rPr>
         <w:t>Deployment</w:t>
       </w:r>
-      <w:bookmarkEnd w:id="38"/>
+      <w:bookmarkEnd w:id="31"/>
     </w:p>
     <w:p>
       <w:r>
@@ -6524,17 +6472,13 @@
     <w:p>
       <w:pPr>
         <w:pStyle w:val="berschrift3"/>
-        <w:numPr>
-          <w:ilvl w:val="2"/>
-          <w:numId w:val="7"/>
-        </w:numPr>
-      </w:pPr>
-      <w:bookmarkStart w:id="39" w:name="_Toc220433897"/>
+      </w:pPr>
+      <w:bookmarkStart w:id="32" w:name="_Toc221175602"/>
       <w:proofErr w:type="gramStart"/>
       <w:r>
         <w:t>CD Workflow</w:t>
       </w:r>
-      <w:bookmarkEnd w:id="39"/>
+      <w:bookmarkEnd w:id="32"/>
       <w:proofErr w:type="gramEnd"/>
     </w:p>
     <w:p/>
@@ -6545,13 +6489,13 @@
     </w:p>
     <w:p>
       <w:r>
-        <w:t>Bei jedem Pull</w:t>
-      </w:r>
-      <w:r>
-        <w:t xml:space="preserve"> </w:t>
-      </w:r>
-      <w:r>
-        <w:t>Request auf „</w:t>
+        <w:t xml:space="preserve">Bei jedem </w:t>
+      </w:r>
+      <w:r>
+        <w:t xml:space="preserve">PUSH </w:t>
+      </w:r>
+      <w:r>
+        <w:t>auf „</w:t>
       </w:r>
       <w:proofErr w:type="spellStart"/>
       <w:r>
@@ -6559,7 +6503,35 @@
       </w:r>
       <w:proofErr w:type="spellEnd"/>
       <w:r>
-        <w:t xml:space="preserve">“ wird eine </w:t>
+        <w:t>“</w:t>
+      </w:r>
+      <w:r>
+        <w:t xml:space="preserve"> (kann nur durch eine </w:t>
+      </w:r>
+      <w:r>
+        <w:t>Pull Request</w:t>
+      </w:r>
+      <w:r>
+        <w:t xml:space="preserve"> erfolgen, da direkte </w:t>
+      </w:r>
+      <w:proofErr w:type="spellStart"/>
+      <w:r>
+        <w:t>Commits</w:t>
+      </w:r>
+      <w:proofErr w:type="spellEnd"/>
+      <w:r>
+        <w:t xml:space="preserve"> auf </w:t>
+      </w:r>
+      <w:proofErr w:type="spellStart"/>
+      <w:r>
+        <w:t>main</w:t>
+      </w:r>
+      <w:proofErr w:type="spellEnd"/>
+      <w:r>
+        <w:t xml:space="preserve"> nicht erlaubt sind)</w:t>
+      </w:r>
+      <w:r>
+        <w:t xml:space="preserve"> wird eine </w:t>
       </w:r>
       <w:proofErr w:type="spellStart"/>
       <w:proofErr w:type="gramStart"/>
@@ -6716,43 +6688,84 @@
     <w:p>
       <w:pPr>
         <w:pStyle w:val="berschrift3"/>
-        <w:numPr>
-          <w:ilvl w:val="2"/>
-          <w:numId w:val="7"/>
-        </w:numPr>
-      </w:pPr>
-      <w:bookmarkStart w:id="40" w:name="_Toc220433898"/>
-      <w:r>
-        <w:lastRenderedPageBreak/>
+      </w:pPr>
+      <w:bookmarkStart w:id="33" w:name="_Toc221175603"/>
+      <w:r>
         <w:t>Jar-Datei herunterladen</w:t>
       </w:r>
-      <w:bookmarkEnd w:id="40"/>
+      <w:bookmarkEnd w:id="33"/>
     </w:p>
     <w:p/>
     <w:p>
-      <w:r>
+      <w:pPr>
+        <w:rPr>
+          <w:lang w:val="de-DE"/>
+        </w:rPr>
+      </w:pPr>
+      <w:r>
+        <w:rPr>
+          <w:lang w:val="de-DE"/>
+        </w:rPr>
         <w:t xml:space="preserve">Die Jar-Datei befindet sich als Artefakt im jeweiligen RUN des </w:t>
       </w:r>
       <w:r>
         <w:rPr>
           <w:u w:val="single"/>
-          <w:lang w:val="en-US"/>
-        </w:rPr>
-        <w:t>Java CD builds jar-Workflow</w:t>
-      </w:r>
+          <w:lang w:val="de-DE"/>
+        </w:rPr>
+        <w:t xml:space="preserve">Java CD </w:t>
+      </w:r>
+      <w:proofErr w:type="spellStart"/>
       <w:r>
         <w:rPr>
           <w:u w:val="single"/>
-          <w:lang w:val="en-US"/>
+          <w:lang w:val="de-DE"/>
+        </w:rPr>
+        <w:t>builds</w:t>
+      </w:r>
+      <w:proofErr w:type="spellEnd"/>
+      <w:r>
+        <w:rPr>
+          <w:u w:val="single"/>
+          <w:lang w:val="de-DE"/>
+        </w:rPr>
+        <w:t xml:space="preserve"> </w:t>
+      </w:r>
+      <w:proofErr w:type="spellStart"/>
+      <w:r>
+        <w:rPr>
+          <w:u w:val="single"/>
+          <w:lang w:val="de-DE"/>
+        </w:rPr>
+        <w:t>jar</w:t>
+      </w:r>
+      <w:proofErr w:type="spellEnd"/>
+      <w:r>
+        <w:rPr>
+          <w:u w:val="single"/>
+          <w:lang w:val="de-DE"/>
+        </w:rPr>
+        <w:t>-Workflow</w:t>
+      </w:r>
+      <w:r>
+        <w:rPr>
+          <w:u w:val="single"/>
+          <w:lang w:val="de-DE"/>
         </w:rPr>
         <w:t>s</w:t>
       </w:r>
       <w:r>
         <w:rPr>
           <w:u w:val="single"/>
-          <w:lang w:val="en-US"/>
-        </w:rPr>
-        <w:t>.</w:t>
+          <w:lang w:val="de-DE"/>
+        </w:rPr>
+        <w:t xml:space="preserve"> </w:t>
+      </w:r>
+      <w:r>
+        <w:rPr>
+          <w:lang w:val="de-DE"/>
+        </w:rPr>
+        <w:t>und kann von dort heruntergeladen werden.</w:t>
       </w:r>
     </w:p>
     <w:p>
@@ -6909,6 +6922,92 @@
             </a:graphic>
           </wp:inline>
         </w:drawing>
+      </w:r>
+    </w:p>
+    <w:p/>
+    <w:p/>
+    <w:p>
+      <w:pPr>
+        <w:pStyle w:val="berschrift3"/>
+      </w:pPr>
+      <w:bookmarkStart w:id="34" w:name="_Toc221175604"/>
+      <w:r>
+        <w:t xml:space="preserve">Jar-Datei </w:t>
+      </w:r>
+      <w:r>
+        <w:t>lokal ausführen</w:t>
+      </w:r>
+      <w:bookmarkEnd w:id="34"/>
+    </w:p>
+    <w:p>
+      <w:r>
+        <w:t xml:space="preserve">Die </w:t>
+      </w:r>
+      <w:r>
+        <w:t xml:space="preserve">heruntergeladene </w:t>
+      </w:r>
+      <w:proofErr w:type="spellStart"/>
+      <w:proofErr w:type="gramStart"/>
+      <w:r>
+        <w:t>jar.Datei</w:t>
+      </w:r>
+      <w:proofErr w:type="spellEnd"/>
+      <w:proofErr w:type="gramEnd"/>
+      <w:r>
+        <w:t xml:space="preserve"> </w:t>
+      </w:r>
+      <w:r>
+        <w:t>kann</w:t>
+      </w:r>
+      <w:r>
+        <w:t xml:space="preserve"> in der Console ausgeführt werden:</w:t>
+      </w:r>
+    </w:p>
+    <w:p>
+      <w:pPr>
+        <w:rPr>
+          <w:i/>
+          <w:iCs/>
+        </w:rPr>
+      </w:pPr>
+      <w:proofErr w:type="spellStart"/>
+      <w:r>
+        <w:rPr>
+          <w:i/>
+          <w:iCs/>
+        </w:rPr>
+        <w:t>j</w:t>
+      </w:r>
+      <w:r>
+        <w:rPr>
+          <w:i/>
+          <w:iCs/>
+        </w:rPr>
+        <w:t>ava</w:t>
+      </w:r>
+      <w:proofErr w:type="spellEnd"/>
+      <w:r>
+        <w:rPr>
+          <w:i/>
+          <w:iCs/>
+        </w:rPr>
+        <w:t xml:space="preserve"> -</w:t>
+      </w:r>
+      <w:proofErr w:type="spellStart"/>
+      <w:r>
+        <w:rPr>
+          <w:i/>
+          <w:iCs/>
+        </w:rPr>
+        <w:t>jar</w:t>
+      </w:r>
+      <w:proofErr w:type="spellEnd"/>
+      <w:r>
+        <w:rPr>
+          <w:i/>
+          <w:iCs/>
+        </w:rPr>
+        <w:t xml:space="preserve"> DATEINAME</w:t>
       </w:r>
     </w:p>
     <w:p/>
@@ -7527,87 +7626,123 @@
   <w:abstractNum w:abstractNumId="4" w15:restartNumberingAfterBreak="0">
     <w:nsid w:val="3D0773D0"/>
     <w:multiLevelType w:val="multilevel"/>
-    <w:tmpl w:val="0C070025"/>
+    <w:tmpl w:val="AE849876"/>
     <w:lvl w:ilvl="0">
       <w:start w:val="1"/>
       <w:numFmt w:val="decimal"/>
+      <w:pStyle w:val="berschrift1"/>
       <w:lvlText w:val="%1"/>
       <w:lvlJc w:val="left"/>
       <w:pPr>
         <w:ind w:left="432" w:hanging="432"/>
       </w:pPr>
+      <w:rPr>
+        <w:rFonts w:hint="default"/>
+      </w:rPr>
     </w:lvl>
     <w:lvl w:ilvl="1">
       <w:start w:val="1"/>
       <w:numFmt w:val="decimal"/>
+      <w:pStyle w:val="berschrift2"/>
       <w:lvlText w:val="%1.%2"/>
       <w:lvlJc w:val="left"/>
       <w:pPr>
         <w:ind w:left="576" w:hanging="576"/>
       </w:pPr>
+      <w:rPr>
+        <w:rFonts w:hint="default"/>
+      </w:rPr>
     </w:lvl>
     <w:lvl w:ilvl="2">
       <w:start w:val="1"/>
       <w:numFmt w:val="decimal"/>
+      <w:pStyle w:val="berschrift3"/>
       <w:lvlText w:val="%1.%2.%3"/>
       <w:lvlJc w:val="left"/>
       <w:pPr>
         <w:ind w:left="720" w:hanging="720"/>
       </w:pPr>
+      <w:rPr>
+        <w:rFonts w:hint="default"/>
+      </w:rPr>
     </w:lvl>
     <w:lvl w:ilvl="3">
       <w:start w:val="1"/>
       <w:numFmt w:val="decimal"/>
+      <w:pStyle w:val="berschrift4"/>
       <w:lvlText w:val="%1.%2.%3.%4"/>
       <w:lvlJc w:val="left"/>
       <w:pPr>
         <w:ind w:left="864" w:hanging="864"/>
       </w:pPr>
+      <w:rPr>
+        <w:rFonts w:hint="default"/>
+      </w:rPr>
     </w:lvl>
     <w:lvl w:ilvl="4">
       <w:start w:val="1"/>
       <w:numFmt w:val="decimal"/>
+      <w:pStyle w:val="berschrift5"/>
       <w:lvlText w:val="%1.%2.%3.%4.%5"/>
       <w:lvlJc w:val="left"/>
       <w:pPr>
         <w:ind w:left="1008" w:hanging="1008"/>
       </w:pPr>
+      <w:rPr>
+        <w:rFonts w:hint="default"/>
+      </w:rPr>
     </w:lvl>
     <w:lvl w:ilvl="5">
       <w:start w:val="1"/>
       <w:numFmt w:val="decimal"/>
+      <w:pStyle w:val="berschrift6"/>
       <w:lvlText w:val="%1.%2.%3.%4.%5.%6"/>
       <w:lvlJc w:val="left"/>
       <w:pPr>
         <w:ind w:left="1152" w:hanging="1152"/>
       </w:pPr>
+      <w:rPr>
+        <w:rFonts w:hint="default"/>
+      </w:rPr>
     </w:lvl>
     <w:lvl w:ilvl="6">
       <w:start w:val="1"/>
       <w:numFmt w:val="decimal"/>
+      <w:pStyle w:val="berschrift7"/>
       <w:lvlText w:val="%1.%2.%3.%4.%5.%6.%7"/>
       <w:lvlJc w:val="left"/>
       <w:pPr>
         <w:ind w:left="1296" w:hanging="1296"/>
       </w:pPr>
+      <w:rPr>
+        <w:rFonts w:hint="default"/>
+      </w:rPr>
     </w:lvl>
     <w:lvl w:ilvl="7">
       <w:start w:val="1"/>
       <w:numFmt w:val="decimal"/>
+      <w:pStyle w:val="berschrift8"/>
       <w:lvlText w:val="%1.%2.%3.%4.%5.%6.%7.%8"/>
       <w:lvlJc w:val="left"/>
       <w:pPr>
         <w:ind w:left="1440" w:hanging="1440"/>
       </w:pPr>
+      <w:rPr>
+        <w:rFonts w:hint="default"/>
+      </w:rPr>
     </w:lvl>
     <w:lvl w:ilvl="8">
       <w:start w:val="1"/>
       <w:numFmt w:val="decimal"/>
+      <w:pStyle w:val="berschrift9"/>
       <w:lvlText w:val="%1.%2.%3.%4.%5.%6.%7.%8.%9"/>
       <w:lvlJc w:val="left"/>
       <w:pPr>
         <w:ind w:left="1584" w:hanging="1584"/>
       </w:pPr>
+      <w:rPr>
+        <w:rFonts w:hint="default"/>
+      </w:rPr>
     </w:lvl>
   </w:abstractNum>
   <w:abstractNum w:abstractNumId="5" w15:restartNumberingAfterBreak="0">
@@ -7809,6 +7944,92 @@
     </w:lvl>
   </w:abstractNum>
   <w:abstractNum w:abstractNumId="7" w15:restartNumberingAfterBreak="0">
+    <w:nsid w:val="50DE0980"/>
+    <w:multiLevelType w:val="hybridMultilevel"/>
+    <w:tmpl w:val="5EEC1B7E"/>
+    <w:lvl w:ilvl="0" w:tplc="0C07000F">
+      <w:start w:val="1"/>
+      <w:numFmt w:val="decimal"/>
+      <w:lvlText w:val="%1."/>
+      <w:lvlJc w:val="left"/>
+      <w:pPr>
+        <w:ind w:left="720" w:hanging="360"/>
+      </w:pPr>
+    </w:lvl>
+    <w:lvl w:ilvl="1" w:tplc="0C070019" w:tentative="1">
+      <w:start w:val="1"/>
+      <w:numFmt w:val="lowerLetter"/>
+      <w:lvlText w:val="%2."/>
+      <w:lvlJc w:val="left"/>
+      <w:pPr>
+        <w:ind w:left="1440" w:hanging="360"/>
+      </w:pPr>
+    </w:lvl>
+    <w:lvl w:ilvl="2" w:tplc="0C07001B" w:tentative="1">
+      <w:start w:val="1"/>
+      <w:numFmt w:val="lowerRoman"/>
+      <w:lvlText w:val="%3."/>
+      <w:lvlJc w:val="right"/>
+      <w:pPr>
+        <w:ind w:left="2160" w:hanging="180"/>
+      </w:pPr>
+    </w:lvl>
+    <w:lvl w:ilvl="3" w:tplc="0C07000F" w:tentative="1">
+      <w:start w:val="1"/>
+      <w:numFmt w:val="decimal"/>
+      <w:lvlText w:val="%4."/>
+      <w:lvlJc w:val="left"/>
+      <w:pPr>
+        <w:ind w:left="2880" w:hanging="360"/>
+      </w:pPr>
+    </w:lvl>
+    <w:lvl w:ilvl="4" w:tplc="0C070019" w:tentative="1">
+      <w:start w:val="1"/>
+      <w:numFmt w:val="lowerLetter"/>
+      <w:lvlText w:val="%5."/>
+      <w:lvlJc w:val="left"/>
+      <w:pPr>
+        <w:ind w:left="3600" w:hanging="360"/>
+      </w:pPr>
+    </w:lvl>
+    <w:lvl w:ilvl="5" w:tplc="0C07001B" w:tentative="1">
+      <w:start w:val="1"/>
+      <w:numFmt w:val="lowerRoman"/>
+      <w:lvlText w:val="%6."/>
+      <w:lvlJc w:val="right"/>
+      <w:pPr>
+        <w:ind w:left="4320" w:hanging="180"/>
+      </w:pPr>
+    </w:lvl>
+    <w:lvl w:ilvl="6" w:tplc="0C07000F" w:tentative="1">
+      <w:start w:val="1"/>
+      <w:numFmt w:val="decimal"/>
+      <w:lvlText w:val="%7."/>
+      <w:lvlJc w:val="left"/>
+      <w:pPr>
+        <w:ind w:left="5040" w:hanging="360"/>
+      </w:pPr>
+    </w:lvl>
+    <w:lvl w:ilvl="7" w:tplc="0C070019" w:tentative="1">
+      <w:start w:val="1"/>
+      <w:numFmt w:val="lowerLetter"/>
+      <w:lvlText w:val="%8."/>
+      <w:lvlJc w:val="left"/>
+      <w:pPr>
+        <w:ind w:left="5760" w:hanging="360"/>
+      </w:pPr>
+    </w:lvl>
+    <w:lvl w:ilvl="8" w:tplc="0C07001B" w:tentative="1">
+      <w:start w:val="1"/>
+      <w:numFmt w:val="lowerRoman"/>
+      <w:lvlText w:val="%9."/>
+      <w:lvlJc w:val="right"/>
+      <w:pPr>
+        <w:ind w:left="6480" w:hanging="180"/>
+      </w:pPr>
+    </w:lvl>
+  </w:abstractNum>
+  <w:abstractNum w:abstractNumId="8" w15:restartNumberingAfterBreak="0">
     <w:nsid w:val="525C6669"/>
     <w:multiLevelType w:val="hybridMultilevel"/>
     <w:tmpl w:val="3898AC10"/>
@@ -7894,7 +8115,7 @@
       </w:pPr>
     </w:lvl>
   </w:abstractNum>
-  <w:abstractNum w:abstractNumId="8" w15:restartNumberingAfterBreak="0">
+  <w:abstractNum w:abstractNumId="9" w15:restartNumberingAfterBreak="0">
     <w:nsid w:val="552B248D"/>
     <w:multiLevelType w:val="multilevel"/>
     <w:tmpl w:val="0C07001F"/>
@@ -7980,7 +8201,7 @@
       </w:pPr>
     </w:lvl>
   </w:abstractNum>
-  <w:abstractNum w:abstractNumId="9" w15:restartNumberingAfterBreak="0">
+  <w:abstractNum w:abstractNumId="10" w15:restartNumberingAfterBreak="0">
     <w:nsid w:val="590A0F03"/>
     <w:multiLevelType w:val="hybridMultilevel"/>
     <w:tmpl w:val="49046ABC"/>
@@ -8092,14 +8313,13 @@
       </w:rPr>
     </w:lvl>
   </w:abstractNum>
-  <w:abstractNum w:abstractNumId="10" w15:restartNumberingAfterBreak="0">
+  <w:abstractNum w:abstractNumId="11" w15:restartNumberingAfterBreak="0">
     <w:nsid w:val="6C513B4A"/>
     <w:multiLevelType w:val="multilevel"/>
-    <w:tmpl w:val="0C070025"/>
+    <w:tmpl w:val="EA1A9214"/>
     <w:lvl w:ilvl="0">
       <w:start w:val="1"/>
       <w:numFmt w:val="decimal"/>
-      <w:pStyle w:val="berschrift1"/>
       <w:lvlText w:val="%1"/>
       <w:lvlJc w:val="left"/>
       <w:pPr>
@@ -8112,7 +8332,6 @@
     <w:lvl w:ilvl="1">
       <w:start w:val="1"/>
       <w:numFmt w:val="decimal"/>
-      <w:pStyle w:val="berschrift2"/>
       <w:lvlText w:val="%1.%2"/>
       <w:lvlJc w:val="left"/>
       <w:pPr>
@@ -8125,7 +8344,6 @@
     <w:lvl w:ilvl="2">
       <w:start w:val="1"/>
       <w:numFmt w:val="decimal"/>
-      <w:pStyle w:val="berschrift3"/>
       <w:lvlText w:val="%1.%2.%3"/>
       <w:lvlJc w:val="left"/>
       <w:pPr>
@@ -8138,7 +8356,6 @@
     <w:lvl w:ilvl="3">
       <w:start w:val="1"/>
       <w:numFmt w:val="decimal"/>
-      <w:pStyle w:val="berschrift4"/>
       <w:lvlText w:val="%1.%2.%3.%4"/>
       <w:lvlJc w:val="left"/>
       <w:pPr>
@@ -8151,7 +8368,6 @@
     <w:lvl w:ilvl="4">
       <w:start w:val="1"/>
       <w:numFmt w:val="decimal"/>
-      <w:pStyle w:val="berschrift5"/>
       <w:lvlText w:val="%1.%2.%3.%4.%5"/>
       <w:lvlJc w:val="left"/>
       <w:pPr>
@@ -8164,7 +8380,6 @@
     <w:lvl w:ilvl="5">
       <w:start w:val="1"/>
       <w:numFmt w:val="decimal"/>
-      <w:pStyle w:val="berschrift6"/>
       <w:lvlText w:val="%1.%2.%3.%4.%5.%6"/>
       <w:lvlJc w:val="left"/>
       <w:pPr>
@@ -8177,7 +8392,6 @@
     <w:lvl w:ilvl="6">
       <w:start w:val="1"/>
       <w:numFmt w:val="decimal"/>
-      <w:pStyle w:val="berschrift7"/>
       <w:lvlText w:val="%1.%2.%3.%4.%5.%6.%7"/>
       <w:lvlJc w:val="left"/>
       <w:pPr>
@@ -8190,7 +8404,6 @@
     <w:lvl w:ilvl="7">
       <w:start w:val="1"/>
       <w:numFmt w:val="decimal"/>
-      <w:pStyle w:val="berschrift8"/>
       <w:lvlText w:val="%1.%2.%3.%4.%5.%6.%7.%8"/>
       <w:lvlJc w:val="left"/>
       <w:pPr>
@@ -8203,7 +8416,6 @@
     <w:lvl w:ilvl="8">
       <w:start w:val="1"/>
       <w:numFmt w:val="decimal"/>
-      <w:pStyle w:val="berschrift9"/>
       <w:lvlText w:val="%1.%2.%3.%4.%5.%6.%7.%8.%9"/>
       <w:lvlJc w:val="left"/>
       <w:pPr>
@@ -8214,7 +8426,7 @@
       </w:rPr>
     </w:lvl>
   </w:abstractNum>
-  <w:abstractNum w:abstractNumId="11" w15:restartNumberingAfterBreak="0">
+  <w:abstractNum w:abstractNumId="12" w15:restartNumberingAfterBreak="0">
     <w:nsid w:val="7B820C95"/>
     <w:multiLevelType w:val="hybridMultilevel"/>
     <w:tmpl w:val="D4B6E162"/>
@@ -8336,43 +8548,43 @@
     <w:abstractNumId w:val="2"/>
   </w:num>
   <w:num w:numId="4" w16cid:durableId="967668658">
-    <w:abstractNumId w:val="8"/>
+    <w:abstractNumId w:val="9"/>
   </w:num>
   <w:num w:numId="5" w16cid:durableId="1216355254">
     <w:abstractNumId w:val="6"/>
   </w:num>
   <w:num w:numId="6" w16cid:durableId="1744641875">
-    <w:abstractNumId w:val="10"/>
+    <w:abstractNumId w:val="11"/>
   </w:num>
   <w:num w:numId="7" w16cid:durableId="271087368">
     <w:abstractNumId w:val="4"/>
   </w:num>
   <w:num w:numId="8" w16cid:durableId="805004981">
-    <w:abstractNumId w:val="10"/>
+    <w:abstractNumId w:val="11"/>
   </w:num>
   <w:num w:numId="9" w16cid:durableId="706836365">
     <w:abstractNumId w:val="1"/>
   </w:num>
   <w:num w:numId="10" w16cid:durableId="548806033">
-    <w:abstractNumId w:val="10"/>
+    <w:abstractNumId w:val="11"/>
   </w:num>
   <w:num w:numId="11" w16cid:durableId="14623914">
     <w:abstractNumId w:val="5"/>
   </w:num>
   <w:num w:numId="12" w16cid:durableId="1313607082">
-    <w:abstractNumId w:val="7"/>
+    <w:abstractNumId w:val="8"/>
   </w:num>
   <w:num w:numId="13" w16cid:durableId="1165393073">
-    <w:abstractNumId w:val="9"/>
+    <w:abstractNumId w:val="10"/>
   </w:num>
   <w:num w:numId="14" w16cid:durableId="597569415">
+    <w:abstractNumId w:val="12"/>
+  </w:num>
+  <w:num w:numId="15" w16cid:durableId="1233613663">
     <w:abstractNumId w:val="11"/>
   </w:num>
-  <w:num w:numId="15" w16cid:durableId="1233613663">
-    <w:abstractNumId w:val="10"/>
-  </w:num>
   <w:num w:numId="16" w16cid:durableId="2134245510">
-    <w:abstractNumId w:val="10"/>
+    <w:abstractNumId w:val="11"/>
     <w:lvlOverride w:ilvl="0">
       <w:startOverride w:val="1"/>
     </w:lvlOverride>
@@ -8400,6 +8612,9 @@
     <w:lvlOverride w:ilvl="8">
       <w:startOverride w:val="1"/>
     </w:lvlOverride>
+  </w:num>
+  <w:num w:numId="17" w16cid:durableId="1693188851">
+    <w:abstractNumId w:val="7"/>
   </w:num>
 </w:numbering>
 </file>
@@ -8819,7 +9034,7 @@
       <w:keepNext/>
       <w:keepLines/>
       <w:numPr>
-        <w:numId w:val="6"/>
+        <w:numId w:val="7"/>
       </w:numPr>
       <w:spacing w:before="360" w:after="80"/>
       <w:outlineLvl w:val="0"/>
@@ -8845,7 +9060,7 @@
       <w:keepLines/>
       <w:numPr>
         <w:ilvl w:val="1"/>
-        <w:numId w:val="6"/>
+        <w:numId w:val="7"/>
       </w:numPr>
       <w:spacing w:before="160" w:after="80"/>
       <w:outlineLvl w:val="1"/>
@@ -8871,7 +9086,7 @@
       <w:keepLines/>
       <w:numPr>
         <w:ilvl w:val="2"/>
-        <w:numId w:val="6"/>
+        <w:numId w:val="7"/>
       </w:numPr>
       <w:spacing w:before="160" w:after="80"/>
       <w:outlineLvl w:val="2"/>
@@ -8898,7 +9113,7 @@
       <w:keepLines/>
       <w:numPr>
         <w:ilvl w:val="3"/>
-        <w:numId w:val="6"/>
+        <w:numId w:val="7"/>
       </w:numPr>
       <w:spacing w:before="80" w:after="40"/>
       <w:outlineLvl w:val="3"/>
@@ -8925,7 +9140,7 @@
       <w:keepLines/>
       <w:numPr>
         <w:ilvl w:val="4"/>
-        <w:numId w:val="6"/>
+        <w:numId w:val="7"/>
       </w:numPr>
       <w:spacing w:before="80" w:after="40"/>
       <w:outlineLvl w:val="4"/>
@@ -8950,7 +9165,7 @@
       <w:keepLines/>
       <w:numPr>
         <w:ilvl w:val="5"/>
-        <w:numId w:val="6"/>
+        <w:numId w:val="7"/>
       </w:numPr>
       <w:spacing w:before="40"/>
       <w:outlineLvl w:val="5"/>
@@ -8977,7 +9192,7 @@
       <w:keepLines/>
       <w:numPr>
         <w:ilvl w:val="6"/>
-        <w:numId w:val="6"/>
+        <w:numId w:val="7"/>
       </w:numPr>
       <w:spacing w:before="40"/>
       <w:outlineLvl w:val="6"/>
@@ -9002,7 +9217,7 @@
       <w:keepLines/>
       <w:numPr>
         <w:ilvl w:val="7"/>
-        <w:numId w:val="6"/>
+        <w:numId w:val="7"/>
       </w:numPr>
       <w:outlineLvl w:val="7"/>
     </w:pPr>
@@ -9028,7 +9243,7 @@
       <w:keepLines/>
       <w:numPr>
         <w:ilvl w:val="8"/>
-        <w:numId w:val="6"/>
+        <w:numId w:val="7"/>
       </w:numPr>
       <w:outlineLvl w:val="8"/>
     </w:pPr>
@@ -9478,6 +9693,18 @@
     <w:uiPriority w:val="99"/>
     <w:rsid w:val="00190F82"/>
   </w:style>
+  <w:style w:type="character" w:styleId="BesuchterLink">
+    <w:name w:val="FollowedHyperlink"/>
+    <w:basedOn w:val="Absatz-Standardschriftart"/>
+    <w:uiPriority w:val="99"/>
+    <w:semiHidden/>
+    <w:unhideWhenUsed/>
+    <w:rsid w:val="00794515"/>
+    <w:rPr>
+      <w:color w:val="96607D" w:themeColor="followedHyperlink"/>
+      <w:u w:val="single"/>
+    </w:rPr>
+  </w:style>
 </w:styles>
 </file>
 
